--- a/Requirement Discussions/Daily Reports/user_management_requirement_25082026.docx
+++ b/Requirement Discussions/Daily Reports/user_management_requirement_25082026.docx
@@ -1,28 +1,39 @@
 
 <file path=word/document.xml><?xml version="1.0" encoding="utf-8"?>
-<w:document xmlns:wpc="http://schemas.microsoft.com/office/word/2010/wordprocessingCanvas" xmlns:mc="http://schemas.openxmlformats.org/markup-compatibility/2006" xmlns:o="urn:schemas-microsoft-com:office:office" xmlns:r="http://schemas.openxmlformats.org/officeDocument/2006/relationships" xmlns:m="http://schemas.openxmlformats.org/officeDocument/2006/math" xmlns:v="urn:schemas-microsoft-com:vml" xmlns:wp14="http://schemas.microsoft.com/office/word/2010/wordprocessingDrawing" xmlns:wp="http://schemas.openxmlformats.org/drawingml/2006/wordprocessingDrawing" xmlns:w10="urn:schemas-microsoft-com:office:word" xmlns:w="http://schemas.openxmlformats.org/wordprocessingml/2006/main" xmlns:w14="http://schemas.microsoft.com/office/word/2010/wordml" xmlns:w15="http://schemas.microsoft.com/office/word/2012/wordml" xmlns:wpg="http://schemas.microsoft.com/office/word/2010/wordprocessingGroup" xmlns:wpi="http://schemas.microsoft.com/office/word/2010/wordprocessingInk" xmlns:wne="http://schemas.microsoft.com/office/word/2006/wordml" xmlns:wps="http://schemas.microsoft.com/office/word/2010/wordprocessingShape" xmlns:cx="http://schemas.microsoft.com/office/drawing/2014/chartex" xmlns:cx1="http://schemas.microsoft.com/office/drawing/2015/9/8/chartex" xmlns:cx2="http://schemas.microsoft.com/office/drawing/2015/10/21/chartex" xmlns:cx3="http://schemas.microsoft.com/office/drawing/2016/5/9/chartex" xmlns:cx4="http://schemas.microsoft.com/office/drawing/2016/5/10/chartex" xmlns:cx5="http://schemas.microsoft.com/office/drawing/2016/5/11/chartex" xmlns:cx6="http://schemas.microsoft.com/office/drawing/2016/5/12/chartex" xmlns:cx7="http://schemas.microsoft.com/office/drawing/2016/5/13/chartex" xmlns:cx8="http://schemas.microsoft.com/office/drawing/2016/5/14/chartex" xmlns:aink="http://schemas.microsoft.com/office/drawing/2016/ink" xmlns:am3d="http://schemas.microsoft.com/office/drawing/2017/model3d" xmlns:w16cex="http://schemas.microsoft.com/office/word/2018/wordml/cex" xmlns:w16cid="http://schemas.microsoft.com/office/word/2016/wordml/cid" xmlns:w16="http://schemas.microsoft.com/office/word/2018/wordml" xmlns:w16sdtdh="http://schemas.microsoft.com/office/word/2020/wordml/sdtdatahash" xmlns:w16se="http://schemas.microsoft.com/office/word/2015/wordml/symex" mc:Ignorable="w14 w15 wp14">
+<w:document xmlns:wpc="http://schemas.microsoft.com/office/word/2010/wordprocessingCanvas" xmlns:cx="http://schemas.microsoft.com/office/drawing/2014/chartex" xmlns:cx1="http://schemas.microsoft.com/office/drawing/2015/9/8/chartex" xmlns:mc="http://schemas.openxmlformats.org/markup-compatibility/2006" xmlns:o="urn:schemas-microsoft-com:office:office" xmlns:r="http://schemas.openxmlformats.org/officeDocument/2006/relationships" xmlns:m="http://schemas.openxmlformats.org/officeDocument/2006/math" xmlns:v="urn:schemas-microsoft-com:vml" xmlns:wp14="http://schemas.microsoft.com/office/word/2010/wordprocessingDrawing" xmlns:wp="http://schemas.openxmlformats.org/drawingml/2006/wordprocessingDrawing" xmlns:w10="urn:schemas-microsoft-com:office:word" xmlns:w="http://schemas.openxmlformats.org/wordprocessingml/2006/main" xmlns:w14="http://schemas.microsoft.com/office/word/2010/wordml" xmlns:w15="http://schemas.microsoft.com/office/word/2012/wordml" xmlns:w16se="http://schemas.microsoft.com/office/word/2015/wordml/symex" xmlns:wpg="http://schemas.microsoft.com/office/word/2010/wordprocessingGroup" xmlns:wpi="http://schemas.microsoft.com/office/word/2010/wordprocessingInk" xmlns:wne="http://schemas.microsoft.com/office/word/2006/wordml" xmlns:wps="http://schemas.microsoft.com/office/word/2010/wordprocessingShape" mc:Ignorable="w14 w15 w16se wp14">
   <w:body>
     <w:tbl>
       <w:tblPr>
-        <w:tblW w:type="dxa" w:w="9500"/>
+        <w:tblW w:w="9500" w:type="dxa"/>
         <w:tblBorders>
-          <w:top w:val="single" w:color="auto" w:sz="4"/>
-          <w:left w:val="single" w:color="auto" w:sz="4"/>
-          <w:bottom w:val="single" w:color="auto" w:sz="4"/>
-          <w:right w:val="single" w:color="auto" w:sz="4"/>
-          <w:insideH w:val="single" w:color="auto" w:sz="4"/>
-          <w:insideV w:val="single" w:color="auto" w:sz="4"/>
+          <w:top w:val="single" w:sz="4" w:space="0" w:color="auto"/>
+          <w:left w:val="single" w:sz="4" w:space="0" w:color="auto"/>
+          <w:bottom w:val="single" w:sz="4" w:space="0" w:color="auto"/>
+          <w:right w:val="single" w:sz="4" w:space="0" w:color="auto"/>
+          <w:insideH w:val="single" w:sz="4" w:space="0" w:color="auto"/>
+          <w:insideV w:val="single" w:sz="4" w:space="0" w:color="auto"/>
         </w:tblBorders>
+        <w:tblCellMar>
+          <w:left w:w="10" w:type="dxa"/>
+          <w:right w:w="10" w:type="dxa"/>
+        </w:tblCellMar>
+        <w:tblLook w:val="04A0" w:firstRow="1" w:lastRow="0" w:firstColumn="1" w:lastColumn="0" w:noHBand="0" w:noVBand="1"/>
       </w:tblPr>
       <w:tblGrid>
         <w:gridCol w:w="2000"/>
         <w:gridCol w:w="7500"/>
       </w:tblGrid>
       <w:tr>
+        <w:tblPrEx>
+          <w:tblCellMar>
+            <w:top w:w="0" w:type="dxa"/>
+            <w:bottom w:w="0" w:type="dxa"/>
+          </w:tblCellMar>
+        </w:tblPrEx>
         <w:tc>
           <w:tcPr>
-            <w:tcW w:type="dxa" w:w="2000"/>
-            <w:shd w:fill="D9D9D9" w:val="clear"/>
+            <w:tcW w:w="2000" w:type="dxa"/>
+            <w:shd w:val="clear" w:color="auto" w:fill="D9D9D9"/>
           </w:tcPr>
           <w:p>
             <w:r>
@@ -30,26 +41,35 @@
                 <w:b/>
                 <w:bCs/>
               </w:rPr>
-              <w:t xml:space="preserve">Date</w:t>
+              <w:t>Date</w:t>
             </w:r>
           </w:p>
         </w:tc>
         <w:tc>
           <w:tcPr>
-            <w:tcW w:type="dxa" w:w="7500"/>
+            <w:tcW w:w="7500" w:type="dxa"/>
           </w:tcPr>
           <w:p>
             <w:r>
-              <w:t xml:space="preserve">25-08-2026</w:t>
+              <w:t>25-08-2026</w:t>
+            </w:r>
+            <w:r>
+              <w:t xml:space="preserve"> </w:t>
             </w:r>
           </w:p>
         </w:tc>
       </w:tr>
       <w:tr>
+        <w:tblPrEx>
+          <w:tblCellMar>
+            <w:top w:w="0" w:type="dxa"/>
+            <w:bottom w:w="0" w:type="dxa"/>
+          </w:tblCellMar>
+        </w:tblPrEx>
         <w:tc>
           <w:tcPr>
-            <w:tcW w:type="dxa" w:w="2000"/>
-            <w:shd w:fill="D9D9D9" w:val="clear"/>
+            <w:tcW w:w="2000" w:type="dxa"/>
+            <w:shd w:val="clear" w:color="auto" w:fill="D9D9D9"/>
           </w:tcPr>
           <w:p>
             <w:r>
@@ -57,26 +77,34 @@
                 <w:b/>
                 <w:bCs/>
               </w:rPr>
-              <w:t xml:space="preserve">Topics</w:t>
+              <w:t>Topics</w:t>
             </w:r>
           </w:p>
         </w:tc>
         <w:tc>
           <w:tcPr>
-            <w:tcW w:type="dxa" w:w="7500"/>
+            <w:tcW w:w="7500" w:type="dxa"/>
           </w:tcPr>
           <w:p>
             <w:r>
-              <w:t xml:space="preserve">User Login, Role Management &amp; Access Control (KT session)</w:t>
+              <w:t>User Login, Role Management &amp; Access Control</w:t>
             </w:r>
+            <w:bookmarkStart w:id="0" w:name="_GoBack"/>
+            <w:bookmarkEnd w:id="0"/>
           </w:p>
         </w:tc>
       </w:tr>
       <w:tr>
+        <w:tblPrEx>
+          <w:tblCellMar>
+            <w:top w:w="0" w:type="dxa"/>
+            <w:bottom w:w="0" w:type="dxa"/>
+          </w:tblCellMar>
+        </w:tblPrEx>
         <w:tc>
           <w:tcPr>
-            <w:tcW w:type="dxa" w:w="2000"/>
-            <w:shd w:fill="D9D9D9" w:val="clear"/>
+            <w:tcW w:w="2000" w:type="dxa"/>
+            <w:shd w:val="clear" w:color="auto" w:fill="D9D9D9"/>
           </w:tcPr>
           <w:p>
             <w:r>
@@ -84,17 +112,22 @@
                 <w:b/>
                 <w:bCs/>
               </w:rPr>
-              <w:t xml:space="preserve">Attendees</w:t>
+              <w:t>Attendees</w:t>
             </w:r>
           </w:p>
         </w:tc>
         <w:tc>
           <w:tcPr>
-            <w:tcW w:type="dxa" w:w="7500"/>
+            <w:tcW w:w="7500" w:type="dxa"/>
           </w:tcPr>
           <w:p>
+            <w:proofErr w:type="spellStart"/>
             <w:r>
-              <w:t xml:space="preserve">Kaveri IT Cell, AIGR Comp, Project Manager, Assistant Manager (CMS)</w:t>
+              <w:t>Kaveri</w:t>
+            </w:r>
+            <w:proofErr w:type="spellEnd"/>
+            <w:r>
+              <w:t xml:space="preserve"> IT Cell, AIGR Comp, Project Manager, Assistant Manager (CMS)</w:t>
             </w:r>
           </w:p>
         </w:tc>
@@ -107,7 +140,7 @@
     </w:p>
     <w:p>
       <w:pPr>
-        <w:spacing w:after="120" w:before="240"/>
+        <w:spacing w:before="240" w:after="120"/>
       </w:pPr>
       <w:r>
         <w:rPr>
@@ -116,7 +149,7 @@
           <w:sz w:val="24"/>
           <w:szCs w:val="24"/>
         </w:rPr>
-        <w:t xml:space="preserve">1. Login &amp; Authentication</w:t>
+        <w:t>1. Login &amp; Authentication</w:t>
       </w:r>
     </w:p>
     <w:p>
@@ -136,7 +169,7 @@
         <w:t xml:space="preserve">Password Removal: </w:t>
       </w:r>
       <w:r>
-        <w:t xml:space="preserve">Password option to be removed. Login will require only user ID, OTP generation, and captcha; user is allowed to log in only when all three match.</w:t>
+        <w:t>Password option to be removed. Login will require only user ID, OTP generation, and captcha; user is allowed to log in only when all three match.</w:t>
       </w:r>
     </w:p>
     <w:p>
@@ -156,12 +189,15 @@
         <w:t xml:space="preserve">Biometric Authentication: </w:t>
       </w:r>
       <w:r>
-        <w:t xml:space="preserve">Department users will have the option to log in using biometric authentication. Biometric authentication is to be updated every 5 years.</w:t>
-      </w:r>
-    </w:p>
-    <w:p>
-      <w:pPr>
-        <w:spacing w:after="120" w:before="240"/>
+        <w:t>Department users will have the option to log in using biometric authentication. Biom</w:t>
+      </w:r>
+      <w:r>
+        <w:t>etric authentication is to be updated every 5 years.</w:t>
+      </w:r>
+    </w:p>
+    <w:p>
+      <w:pPr>
+        <w:spacing w:before="240" w:after="120"/>
       </w:pPr>
       <w:r>
         <w:rPr>
@@ -170,7 +206,7 @@
           <w:sz w:val="24"/>
           <w:szCs w:val="24"/>
         </w:rPr>
-        <w:t xml:space="preserve">2. Role Selection &amp; Switching</w:t>
+        <w:t>2. Role Selection &amp; Switching</w:t>
       </w:r>
     </w:p>
     <w:p>
@@ -190,32 +226,39 @@
         <w:t xml:space="preserve">Role Selection Post-Login: </w:t>
       </w:r>
       <w:r>
-        <w:t xml:space="preserve">Once logged in, the user is allowed to select a role from the available list; actions and activities must get updated accordingly.</w:t>
-      </w:r>
-    </w:p>
-    <w:p>
-      <w:pPr>
-        <w:pStyle w:val="ListParagraph"/>
-        <w:numPr>
-          <w:ilvl w:val="0"/>
-          <w:numId w:val="2"/>
-        </w:numPr>
-        <w:spacing w:after="120"/>
-      </w:pPr>
-      <w:r>
-        <w:rPr>
-          <w:b/>
-          <w:bCs/>
-        </w:rPr>
-        <w:t xml:space="preserve">Role Switching: </w:t>
-      </w:r>
-      <w:r>
-        <w:t xml:space="preserve">User can switch to any of the assigned roles whenever needed.</w:t>
-      </w:r>
-    </w:p>
-    <w:p>
-      <w:pPr>
-        <w:spacing w:after="120" w:before="240"/>
+        <w:t>Once logged in, the user is allowed to select a role from the available list; actions and activities must get updated accordingly.</w:t>
+      </w:r>
+    </w:p>
+    <w:p>
+      <w:pPr>
+        <w:pStyle w:val="ListParagraph"/>
+        <w:numPr>
+          <w:ilvl w:val="0"/>
+          <w:numId w:val="2"/>
+        </w:numPr>
+        <w:spacing w:after="120"/>
+      </w:pPr>
+      <w:r>
+        <w:rPr>
+          <w:b/>
+          <w:bCs/>
+        </w:rPr>
+        <w:t>Role Switching:</w:t>
+      </w:r>
+      <w:r>
+        <w:rPr>
+          <w:b/>
+          <w:bCs/>
+        </w:rPr>
+        <w:t xml:space="preserve"> </w:t>
+      </w:r>
+      <w:r>
+        <w:t>User can switch to any of the assigned roles whenever needed.</w:t>
+      </w:r>
+    </w:p>
+    <w:p>
+      <w:pPr>
+        <w:spacing w:before="240" w:after="120"/>
       </w:pPr>
       <w:r>
         <w:rPr>
@@ -224,7 +267,7 @@
           <w:sz w:val="24"/>
           <w:szCs w:val="24"/>
         </w:rPr>
-        <w:t xml:space="preserve">3. Primary &amp; Secondary Roles</w:t>
+        <w:t>3. Primary &amp; Secondary Roles</w:t>
       </w:r>
     </w:p>
     <w:p>
@@ -244,7 +287,7 @@
         <w:t xml:space="preserve">Primary Role: </w:t>
       </w:r>
       <w:r>
-        <w:t xml:space="preserve">A primary role must be assigned to the user at the time of account creation. Primary role cannot have an end date.</w:t>
+        <w:t>A primary role must be assigned to the user at the time of account creation. Primary role cannot have an end date.</w:t>
       </w:r>
     </w:p>
     <w:p>
@@ -264,7 +307,15 @@
         <w:t xml:space="preserve">Secondary Roles: </w:t>
       </w:r>
       <w:r>
-        <w:t xml:space="preserve">All additional roles will be treated as secondary roles, and all secondary roles must have an end date.</w:t>
+        <w:t xml:space="preserve">All additional roles will be treated as secondary roles, and all secondary roles must have </w:t>
+      </w:r>
+      <w:proofErr w:type="gramStart"/>
+      <w:r>
+        <w:t>an</w:t>
+      </w:r>
+      <w:proofErr w:type="gramEnd"/>
+      <w:r>
+        <w:t xml:space="preserve"> end date.</w:t>
       </w:r>
     </w:p>
     <w:p>
@@ -284,12 +335,12 @@
         <w:t xml:space="preserve">Access Removal: </w:t>
       </w:r>
       <w:r>
-        <w:t xml:space="preserve">After the end date, the secondary role access must be removed from the user's access.</w:t>
-      </w:r>
-    </w:p>
-    <w:p>
-      <w:pPr>
-        <w:spacing w:after="120" w:before="240"/>
+        <w:t>After the end date, the secondary role access must be removed from the user's access.</w:t>
+      </w:r>
+    </w:p>
+    <w:p>
+      <w:pPr>
+        <w:spacing w:before="240" w:after="120"/>
       </w:pPr>
       <w:r>
         <w:rPr>
@@ -298,27 +349,34 @@
           <w:sz w:val="24"/>
           <w:szCs w:val="24"/>
         </w:rPr>
-        <w:t xml:space="preserve">4. Role Change &amp; Approval</w:t>
-      </w:r>
-    </w:p>
-    <w:p>
-      <w:pPr>
-        <w:pStyle w:val="ListParagraph"/>
-        <w:numPr>
-          <w:ilvl w:val="0"/>
-          <w:numId w:val="2"/>
-        </w:numPr>
-        <w:spacing w:after="120"/>
-      </w:pPr>
-      <w:r>
-        <w:rPr>
-          <w:b/>
-          <w:bCs/>
-        </w:rPr>
-        <w:t xml:space="preserve">Additional Role Approval: </w:t>
-      </w:r>
-      <w:r>
-        <w:t xml:space="preserve">For any additional role access, provision is needed to capture the approval letter.</w:t>
+        <w:t>4. Role Change &amp; Approval</w:t>
+      </w:r>
+    </w:p>
+    <w:p>
+      <w:pPr>
+        <w:pStyle w:val="ListParagraph"/>
+        <w:numPr>
+          <w:ilvl w:val="0"/>
+          <w:numId w:val="2"/>
+        </w:numPr>
+        <w:spacing w:after="120"/>
+      </w:pPr>
+      <w:r>
+        <w:rPr>
+          <w:b/>
+          <w:bCs/>
+        </w:rPr>
+        <w:t>Additional Role Approval</w:t>
+      </w:r>
+      <w:r>
+        <w:rPr>
+          <w:b/>
+          <w:bCs/>
+        </w:rPr>
+        <w:t xml:space="preserve">: </w:t>
+      </w:r>
+      <w:r>
+        <w:t>For any additional role access, provision is needed to capture the approval letter.</w:t>
       </w:r>
     </w:p>
     <w:p>
@@ -338,7 +396,7 @@
         <w:t xml:space="preserve">Primary Role Change: </w:t>
       </w:r>
       <w:r>
-        <w:t xml:space="preserve">Primary role access can be changed at any time in the future, but an approval letter is needed.</w:t>
+        <w:t>Primary role access can be changed at any time in the future, but an approval letter is needed.</w:t>
       </w:r>
     </w:p>
     <w:p>
@@ -358,7 +416,10 @@
         <w:t xml:space="preserve">Reason for Change: </w:t>
       </w:r>
       <w:r>
-        <w:t xml:space="preserve">Change of primary role access can be due to promotion, office transfer, or demotion – provision needed to capture the changed role.</w:t>
+        <w:t xml:space="preserve">Change of primary role access can </w:t>
+      </w:r>
+      <w:r>
+        <w:t>be due to promotion, office transfer, or demotion – provision needed to capture the changed role.</w:t>
       </w:r>
     </w:p>
     <w:p>
@@ -378,12 +439,12 @@
         <w:t xml:space="preserve">Future Effective Date: </w:t>
       </w:r>
       <w:r>
-        <w:t xml:space="preserve">Provision needed to set the change of role to an effective date in the future as well.</w:t>
-      </w:r>
-    </w:p>
-    <w:p>
-      <w:pPr>
-        <w:spacing w:after="120" w:before="240"/>
+        <w:t>Provision needed to set the change of role to an effective date in the future as well.</w:t>
+      </w:r>
+    </w:p>
+    <w:p>
+      <w:pPr>
+        <w:spacing w:before="240" w:after="120"/>
       </w:pPr>
       <w:r>
         <w:rPr>
@@ -392,7 +453,7 @@
           <w:sz w:val="24"/>
           <w:szCs w:val="24"/>
         </w:rPr>
-        <w:t xml:space="preserve">5. Role Management (Super Admin)</w:t>
+        <w:t>5. Role Management (Super Admin)</w:t>
       </w:r>
     </w:p>
     <w:p>
@@ -412,7 +473,10 @@
         <w:t xml:space="preserve">Adding Roles: </w:t>
       </w:r>
       <w:r>
-        <w:t xml:space="preserve">Role must be an adding option; super admin can add any number of roles needed.</w:t>
+        <w:t>R</w:t>
+      </w:r>
+      <w:r>
+        <w:t>ole must be an adding option; super admin can add any number of roles needed.</w:t>
       </w:r>
     </w:p>
     <w:p>
@@ -432,7 +496,7 @@
         <w:t xml:space="preserve">Abbreviation &amp; Acronym: </w:t>
       </w:r>
       <w:r>
-        <w:t xml:space="preserve">Role must capture abbreviation and acronym, which can be displayed throughout the application wherever necessary.</w:t>
+        <w:t>Role must capture abbreviation and acronym, which can be displayed throughout the application wherever necessary.</w:t>
       </w:r>
     </w:p>
     <w:p>
@@ -452,7 +516,10 @@
         <w:t xml:space="preserve">Peer/Subordinate Role Editing: </w:t>
       </w:r>
       <w:r>
-        <w:t xml:space="preserve">A few roles can edit the roles of peers and subordinates; provision needed to enable/disable this permission per role.</w:t>
+        <w:t>A few rol</w:t>
+      </w:r>
+      <w:r>
+        <w:t>es can edit the roles of peers and subordinates; provision needed to enable/disable this permission per role.</w:t>
       </w:r>
     </w:p>
     <w:p>
@@ -472,12 +539,12 @@
         <w:t xml:space="preserve">Hierarchy Level: </w:t>
       </w:r>
       <w:r>
-        <w:t xml:space="preserve">Super admin will set the hierarchy level of the roles.</w:t>
-      </w:r>
-    </w:p>
-    <w:p>
-      <w:pPr>
-        <w:spacing w:after="120" w:before="240"/>
+        <w:t>Super admin will set the hierarchy level of the roles.</w:t>
+      </w:r>
+    </w:p>
+    <w:p>
+      <w:pPr>
+        <w:spacing w:before="240" w:after="120"/>
       </w:pPr>
       <w:r>
         <w:rPr>
@@ -486,7 +553,7 @@
           <w:sz w:val="24"/>
           <w:szCs w:val="24"/>
         </w:rPr>
-        <w:t xml:space="preserve">6. Letters</w:t>
+        <w:t>6. Letters</w:t>
       </w:r>
     </w:p>
     <w:p>
@@ -506,12 +573,15 @@
         <w:t xml:space="preserve">Relieving &amp; Joining Letters: </w:t>
       </w:r>
       <w:r>
-        <w:t xml:space="preserve">Relieving and joining letters for roles can be generated from the application, using a letter format shared by the department – reducing offline activity.</w:t>
-      </w:r>
-    </w:p>
-    <w:p>
-      <w:pPr>
-        <w:spacing w:after="120" w:before="240"/>
+        <w:t xml:space="preserve">Relieving and joining letters for </w:t>
+      </w:r>
+      <w:r>
+        <w:t>roles can be generated from the application, using a letter format shared by the department – reducing offline activity.</w:t>
+      </w:r>
+    </w:p>
+    <w:p>
+      <w:pPr>
+        <w:spacing w:before="240" w:after="120"/>
       </w:pPr>
       <w:r>
         <w:rPr>
@@ -520,32 +590,33 @@
           <w:sz w:val="24"/>
           <w:szCs w:val="24"/>
         </w:rPr>
-        <w:t xml:space="preserve">7. Account Creation</w:t>
-      </w:r>
-    </w:p>
-    <w:p>
-      <w:pPr>
-        <w:pStyle w:val="ListParagraph"/>
-        <w:numPr>
-          <w:ilvl w:val="0"/>
-          <w:numId w:val="2"/>
-        </w:numPr>
-        <w:spacing w:after="120"/>
-      </w:pPr>
-      <w:r>
-        <w:rPr>
-          <w:b/>
-          <w:bCs/>
-        </w:rPr>
+        <w:t>7. Account Creation</w:t>
+      </w:r>
+    </w:p>
+    <w:p>
+      <w:pPr>
+        <w:pStyle w:val="ListParagraph"/>
+        <w:numPr>
+          <w:ilvl w:val="0"/>
+          <w:numId w:val="2"/>
+        </w:numPr>
+        <w:spacing w:after="120"/>
+      </w:pPr>
+      <w:r>
+        <w:rPr>
+          <w:b/>
+          <w:bCs/>
+        </w:rPr>
+        <w:lastRenderedPageBreak/>
         <w:t xml:space="preserve">Instant Creation: </w:t>
       </w:r>
       <w:r>
-        <w:t xml:space="preserve">User account creation happens instantly; no approval process is necessary.</w:t>
-      </w:r>
-    </w:p>
-    <w:p>
-      <w:pPr>
-        <w:spacing w:after="120" w:before="240"/>
+        <w:t>User account creation happens instantly; no approval process is necessary.</w:t>
+      </w:r>
+    </w:p>
+    <w:p>
+      <w:pPr>
+        <w:spacing w:before="240" w:after="120"/>
       </w:pPr>
       <w:r>
         <w:rPr>
@@ -554,122 +625,107 @@
           <w:sz w:val="24"/>
           <w:szCs w:val="24"/>
         </w:rPr>
-        <w:t xml:space="preserve">8. Reports</w:t>
-      </w:r>
-    </w:p>
-    <w:p>
-      <w:pPr>
-        <w:pStyle w:val="ListParagraph"/>
-        <w:numPr>
-          <w:ilvl w:val="0"/>
-          <w:numId w:val="2"/>
-        </w:numPr>
-        <w:spacing w:after="120"/>
-      </w:pPr>
-      <w:r>
-        <w:rPr>
-          <w:b/>
-          <w:bCs/>
-        </w:rPr>
-        <w:t xml:space="preserve">Daily Login Report: </w:t>
-      </w:r>
-      <w:r>
-        <w:t xml:space="preserve">Necessary reports are needed showing how many users logged in every day, including the roles of those users.</w:t>
+        <w:t>8. Reports</w:t>
+      </w:r>
+    </w:p>
+    <w:p>
+      <w:pPr>
+        <w:pStyle w:val="ListParagraph"/>
+        <w:numPr>
+          <w:ilvl w:val="0"/>
+          <w:numId w:val="2"/>
+        </w:numPr>
+        <w:spacing w:after="120"/>
+      </w:pPr>
+      <w:r>
+        <w:rPr>
+          <w:b/>
+          <w:bCs/>
+        </w:rPr>
+        <w:t>Daily Login</w:t>
+      </w:r>
+      <w:r>
+        <w:rPr>
+          <w:b/>
+          <w:bCs/>
+        </w:rPr>
+        <w:t xml:space="preserve"> Report: </w:t>
+      </w:r>
+      <w:r>
+        <w:t>Necessary reports are needed showing how many users logged in every day, including the roles of those users.</w:t>
       </w:r>
     </w:p>
     <w:sectPr>
-      <w:pgSz w:w="12240" w:h="15840" w:orient="portrait"/>
+      <w:pgSz w:w="12240" w:h="15840"/>
       <w:pgMar w:top="1440" w:right="1440" w:bottom="1440" w:left="1440" w:header="708" w:footer="708" w:gutter="0"/>
-      <w:pgNumType/>
+      <w:cols w:space="720"/>
       <w:docGrid w:linePitch="360"/>
     </w:sectPr>
   </w:body>
 </w:document>
 </file>
 
-<file path=word/comments.xml><?xml version="1.0" encoding="utf-8"?>
-<w:comments xmlns:cx="http://schemas.microsoft.com/office/drawing/2014/chartex" xmlns:cx1="http://schemas.microsoft.com/office/drawing/2015/9/8/chartex" xmlns:cx2="http://schemas.microsoft.com/office/drawing/2015/10/21/chartex" xmlns:cx3="http://schemas.microsoft.com/office/drawing/2016/5/9/chartex" xmlns:cx4="http://schemas.microsoft.com/office/drawing/2016/5/10/chartex" xmlns:cx5="http://schemas.microsoft.com/office/drawing/2016/5/11/chartex" xmlns:cx6="http://schemas.microsoft.com/office/drawing/2016/5/12/chartex" xmlns:cx7="http://schemas.microsoft.com/office/drawing/2016/5/13/chartex" xmlns:cx8="http://schemas.microsoft.com/office/drawing/2016/5/14/chartex" xmlns:mc="http://schemas.openxmlformats.org/markup-compatibility/2006" xmlns:aink="http://schemas.microsoft.com/office/drawing/2016/ink" xmlns:am3d="http://schemas.microsoft.com/office/drawing/2017/model3d" xmlns:o="urn:schemas-microsoft-com:office:office" xmlns:r="http://schemas.openxmlformats.org/officeDocument/2006/relationships" xmlns:m="http://schemas.openxmlformats.org/officeDocument/2006/math" xmlns:v="urn:schemas-microsoft-com:vml" xmlns:wp14="http://schemas.microsoft.com/office/word/2010/wordprocessingDrawing" xmlns:wp="http://schemas.openxmlformats.org/drawingml/2006/wordprocessingDrawing" xmlns:w10="urn:schemas-microsoft-com:office:word" xmlns:w="http://schemas.openxmlformats.org/wordprocessingml/2006/main" xmlns:w14="http://schemas.microsoft.com/office/word/2010/wordml" xmlns:w15="http://schemas.microsoft.com/office/word/2012/wordml" xmlns:w16cex="http://schemas.microsoft.com/office/word/2018/wordml/cex" xmlns:w16cid="http://schemas.microsoft.com/office/word/2016/wordml/cid" xmlns:w16="http://schemas.microsoft.com/office/word/2018/wordml" xmlns:w16sdtdh="http://schemas.microsoft.com/office/word/2020/wordml/sdtdatahash" xmlns:w16se="http://schemas.microsoft.com/office/word/2015/wordml/symex" xmlns:wpg="http://schemas.microsoft.com/office/word/2010/wordprocessingGroup" xmlns:wpi="http://schemas.microsoft.com/office/word/2010/wordprocessingInk" xmlns:wne="http://schemas.microsoft.com/office/word/2006/wordml" xmlns:wps="http://schemas.microsoft.com/office/word/2010/wordprocessingShape"/>
-</file>
-
-<file path=word/endnotes.xml><?xml version="1.0" encoding="utf-8"?>
-<w:endnotes xmlns:wpc="http://schemas.microsoft.com/office/word/2010/wordprocessingCanvas" xmlns:mc="http://schemas.openxmlformats.org/markup-compatibility/2006" xmlns:o="urn:schemas-microsoft-com:office:office" xmlns:r="http://schemas.openxmlformats.org/officeDocument/2006/relationships" xmlns:m="http://schemas.openxmlformats.org/officeDocument/2006/math" xmlns:v="urn:schemas-microsoft-com:vml" xmlns:wp14="http://schemas.microsoft.com/office/word/2010/wordprocessingDrawing" xmlns:wp="http://schemas.openxmlformats.org/drawingml/2006/wordprocessingDrawing" xmlns:w10="urn:schemas-microsoft-com:office:word" xmlns:w="http://schemas.openxmlformats.org/wordprocessingml/2006/main" xmlns:w14="http://schemas.microsoft.com/office/word/2010/wordml" xmlns:w15="http://schemas.microsoft.com/office/word/2012/wordml" xmlns:wpg="http://schemas.microsoft.com/office/word/2010/wordprocessingGroup" xmlns:wpi="http://schemas.microsoft.com/office/word/2010/wordprocessingInk" xmlns:wne="http://schemas.microsoft.com/office/word/2006/wordml" xmlns:wps="http://schemas.microsoft.com/office/word/2010/wordprocessingShape" mc:Ignorable="w14 w15 wp14">
-  <w:endnote w:type="separator" w:id="-1">
-    <w:p>
-      <w:pPr>
-        <w:spacing w:after="0" w:line="240" w:lineRule="auto"/>
-      </w:pPr>
-      <w:r>
-        <w:rPr>
-          <w:rStyle w:val="EndnoteReference"/>
-        </w:rPr>
-        <w:endnoteRef/>
-      </w:r>
-      <w:r>
-        <w:separator/>
-      </w:r>
-    </w:p>
-  </w:endnote>
-  <w:endnote w:type="continuationSeparator" w:id="0">
-    <w:p>
-      <w:pPr>
-        <w:spacing w:after="0" w:line="240" w:lineRule="auto"/>
-      </w:pPr>
-      <w:r>
-        <w:rPr>
-          <w:rStyle w:val="EndnoteReference"/>
-        </w:rPr>
-        <w:endnoteRef/>
-      </w:r>
-      <w:r>
-        <w:continuationSeparator/>
-      </w:r>
-    </w:p>
-  </w:endnote>
-</w:endnotes>
-</file>
-
-<file path=word/footnotes.xml><?xml version="1.0" encoding="utf-8"?>
-<w:footnotes xmlns:wpc="http://schemas.microsoft.com/office/word/2010/wordprocessingCanvas" xmlns:mc="http://schemas.openxmlformats.org/markup-compatibility/2006" xmlns:o="urn:schemas-microsoft-com:office:office" xmlns:r="http://schemas.openxmlformats.org/officeDocument/2006/relationships" xmlns:m="http://schemas.openxmlformats.org/officeDocument/2006/math" xmlns:v="urn:schemas-microsoft-com:vml" xmlns:wp14="http://schemas.microsoft.com/office/word/2010/wordprocessingDrawing" xmlns:wp="http://schemas.openxmlformats.org/drawingml/2006/wordprocessingDrawing" xmlns:w10="urn:schemas-microsoft-com:office:word" xmlns:w="http://schemas.openxmlformats.org/wordprocessingml/2006/main" xmlns:w14="http://schemas.microsoft.com/office/word/2010/wordml" xmlns:w15="http://schemas.microsoft.com/office/word/2012/wordml" xmlns:wpg="http://schemas.microsoft.com/office/word/2010/wordprocessingGroup" xmlns:wpi="http://schemas.microsoft.com/office/word/2010/wordprocessingInk" xmlns:wne="http://schemas.microsoft.com/office/word/2006/wordml" xmlns:wps="http://schemas.microsoft.com/office/word/2010/wordprocessingShape" mc:Ignorable="w14 w15 wp14">
-  <w:footnote w:type="separator" w:id="-1">
-    <w:p>
-      <w:pPr>
-        <w:spacing w:after="0" w:line="240" w:lineRule="auto"/>
-      </w:pPr>
-      <w:r>
-        <w:rPr>
-          <w:rStyle w:val="FootnoteReference"/>
-        </w:rPr>
-        <w:footnoteRef/>
-      </w:r>
-      <w:r>
-        <w:separator/>
-      </w:r>
-    </w:p>
-  </w:footnote>
-  <w:footnote w:type="continuationSeparator" w:id="0">
-    <w:p>
-      <w:pPr>
-        <w:spacing w:after="0" w:line="240" w:lineRule="auto"/>
-      </w:pPr>
-      <w:r>
-        <w:rPr>
-          <w:rStyle w:val="FootnoteReference"/>
-        </w:rPr>
-        <w:footnoteRef/>
-      </w:r>
-      <w:r>
-        <w:continuationSeparator/>
-      </w:r>
-    </w:p>
-  </w:footnote>
-</w:footnotes>
-</file>
-
 <file path=word/numbering.xml><?xml version="1.0" encoding="utf-8"?>
-<w:numbering xmlns:wpc="http://schemas.microsoft.com/office/word/2010/wordprocessingCanvas" xmlns:mc="http://schemas.openxmlformats.org/markup-compatibility/2006" xmlns:o="urn:schemas-microsoft-com:office:office" xmlns:r="http://schemas.openxmlformats.org/officeDocument/2006/relationships" xmlns:m="http://schemas.openxmlformats.org/officeDocument/2006/math" xmlns:v="urn:schemas-microsoft-com:vml" xmlns:wp14="http://schemas.microsoft.com/office/word/2010/wordprocessingDrawing" xmlns:wp="http://schemas.openxmlformats.org/drawingml/2006/wordprocessingDrawing" xmlns:w10="urn:schemas-microsoft-com:office:word" xmlns:w="http://schemas.openxmlformats.org/wordprocessingml/2006/main" xmlns:w14="http://schemas.microsoft.com/office/word/2010/wordml" xmlns:w15="http://schemas.microsoft.com/office/word/2012/wordml" xmlns:wpg="http://schemas.microsoft.com/office/word/2010/wordprocessingGroup" xmlns:wpi="http://schemas.microsoft.com/office/word/2010/wordprocessingInk" xmlns:wne="http://schemas.microsoft.com/office/word/2006/wordml" xmlns:wps="http://schemas.microsoft.com/office/word/2010/wordprocessingShape" mc:Ignorable="w14 w15 wp14">
+<w:numbering xmlns:wpc="http://schemas.microsoft.com/office/word/2010/wordprocessingCanvas" xmlns:cx="http://schemas.microsoft.com/office/drawing/2014/chartex" xmlns:cx1="http://schemas.microsoft.com/office/drawing/2015/9/8/chartex" xmlns:mc="http://schemas.openxmlformats.org/markup-compatibility/2006" xmlns:o="urn:schemas-microsoft-com:office:office" xmlns:r="http://schemas.openxmlformats.org/officeDocument/2006/relationships" xmlns:m="http://schemas.openxmlformats.org/officeDocument/2006/math" xmlns:v="urn:schemas-microsoft-com:vml" xmlns:wp14="http://schemas.microsoft.com/office/word/2010/wordprocessingDrawing" xmlns:wp="http://schemas.openxmlformats.org/drawingml/2006/wordprocessingDrawing" xmlns:w10="urn:schemas-microsoft-com:office:word" xmlns:w="http://schemas.openxmlformats.org/wordprocessingml/2006/main" xmlns:w14="http://schemas.microsoft.com/office/word/2010/wordml" xmlns:w15="http://schemas.microsoft.com/office/word/2012/wordml" xmlns:w16se="http://schemas.microsoft.com/office/word/2015/wordml/symex" xmlns:wpg="http://schemas.microsoft.com/office/word/2010/wordprocessingGroup" xmlns:wpi="http://schemas.microsoft.com/office/word/2010/wordprocessingInk" xmlns:wne="http://schemas.microsoft.com/office/word/2006/wordml" xmlns:wps="http://schemas.microsoft.com/office/word/2010/wordprocessingShape" mc:Ignorable="w14 w15 w16se wp14">
+  <w:abstractNum w:abstractNumId="0" w15:restartNumberingAfterBreak="0">
+    <w:nsid w:val="01FB314F"/>
+    <w:multiLevelType w:val="hybridMultilevel"/>
+    <w:tmpl w:val="A56C8ED4"/>
+    <w:lvl w:ilvl="0" w:tplc="DB96AA42">
+      <w:start w:val="1"/>
+      <w:numFmt w:val="bullet"/>
+      <w:lvlText w:val="•"/>
+      <w:lvlJc w:val="left"/>
+      <w:pPr>
+        <w:ind w:left="720" w:hanging="360"/>
+      </w:pPr>
+    </w:lvl>
+    <w:lvl w:ilvl="1" w:tplc="3DF89E08">
+      <w:numFmt w:val="decimal"/>
+      <w:lvlText w:val=""/>
+      <w:lvlJc w:val="left"/>
+    </w:lvl>
+    <w:lvl w:ilvl="2" w:tplc="3C282B0E">
+      <w:numFmt w:val="decimal"/>
+      <w:lvlText w:val=""/>
+      <w:lvlJc w:val="left"/>
+    </w:lvl>
+    <w:lvl w:ilvl="3" w:tplc="16B0DAC8">
+      <w:numFmt w:val="decimal"/>
+      <w:lvlText w:val=""/>
+      <w:lvlJc w:val="left"/>
+    </w:lvl>
+    <w:lvl w:ilvl="4" w:tplc="AA88B4D8">
+      <w:numFmt w:val="decimal"/>
+      <w:lvlText w:val=""/>
+      <w:lvlJc w:val="left"/>
+    </w:lvl>
+    <w:lvl w:ilvl="5" w:tplc="574A179C">
+      <w:numFmt w:val="decimal"/>
+      <w:lvlText w:val=""/>
+      <w:lvlJc w:val="left"/>
+    </w:lvl>
+    <w:lvl w:ilvl="6" w:tplc="3A984D40">
+      <w:numFmt w:val="decimal"/>
+      <w:lvlText w:val=""/>
+      <w:lvlJc w:val="left"/>
+    </w:lvl>
+    <w:lvl w:ilvl="7" w:tplc="E09C5B0E">
+      <w:numFmt w:val="decimal"/>
+      <w:lvlText w:val=""/>
+      <w:lvlJc w:val="left"/>
+    </w:lvl>
+    <w:lvl w:ilvl="8" w:tplc="B74E99A0">
+      <w:numFmt w:val="decimal"/>
+      <w:lvlText w:val=""/>
+      <w:lvlJc w:val="left"/>
+    </w:lvl>
+  </w:abstractNum>
   <w:abstractNum w:abstractNumId="1" w15:restartNumberingAfterBreak="0">
+    <w:nsid w:val="6827797A"/>
     <w:multiLevelType w:val="hybridMultilevel"/>
-    <w:lvl w:ilvl="0" w15:tentative="1">
+    <w:tmpl w:val="1E38D5BA"/>
+    <w:lvl w:ilvl="0" w:tplc="DC1C96B6">
       <w:start w:val="1"/>
       <w:numFmt w:val="bullet"/>
       <w:lvlText w:val="●"/>
@@ -678,7 +734,7 @@
         <w:ind w:left="720" w:hanging="360"/>
       </w:pPr>
     </w:lvl>
-    <w:lvl w:ilvl="1" w15:tentative="1">
+    <w:lvl w:ilvl="1" w:tplc="40D82D92">
       <w:start w:val="1"/>
       <w:numFmt w:val="bullet"/>
       <w:lvlText w:val="○"/>
@@ -687,7 +743,7 @@
         <w:ind w:left="1440" w:hanging="360"/>
       </w:pPr>
     </w:lvl>
-    <w:lvl w:ilvl="2" w15:tentative="1">
+    <w:lvl w:ilvl="2" w:tplc="C5863DDC">
       <w:start w:val="1"/>
       <w:numFmt w:val="bullet"/>
       <w:lvlText w:val="■"/>
@@ -696,7 +752,7 @@
         <w:ind w:left="2160" w:hanging="360"/>
       </w:pPr>
     </w:lvl>
-    <w:lvl w:ilvl="3" w15:tentative="1">
+    <w:lvl w:ilvl="3" w:tplc="6A7C9290">
       <w:start w:val="1"/>
       <w:numFmt w:val="bullet"/>
       <w:lvlText w:val="●"/>
@@ -705,7 +761,7 @@
         <w:ind w:left="2880" w:hanging="360"/>
       </w:pPr>
     </w:lvl>
-    <w:lvl w:ilvl="4" w15:tentative="1">
+    <w:lvl w:ilvl="4" w:tplc="0236406E">
       <w:start w:val="1"/>
       <w:numFmt w:val="bullet"/>
       <w:lvlText w:val="○"/>
@@ -714,7 +770,7 @@
         <w:ind w:left="3600" w:hanging="360"/>
       </w:pPr>
     </w:lvl>
-    <w:lvl w:ilvl="5" w15:tentative="1">
+    <w:lvl w:ilvl="5" w:tplc="09461C42">
       <w:start w:val="1"/>
       <w:numFmt w:val="bullet"/>
       <w:lvlText w:val="■"/>
@@ -723,7 +779,7 @@
         <w:ind w:left="4320" w:hanging="360"/>
       </w:pPr>
     </w:lvl>
-    <w:lvl w:ilvl="6" w15:tentative="1">
+    <w:lvl w:ilvl="6" w:tplc="6672C0BE">
       <w:start w:val="1"/>
       <w:numFmt w:val="bullet"/>
       <w:lvlText w:val="●"/>
@@ -732,7 +788,7 @@
         <w:ind w:left="5040" w:hanging="360"/>
       </w:pPr>
     </w:lvl>
-    <w:lvl w:ilvl="7" w15:tentative="1">
+    <w:lvl w:ilvl="7" w:tplc="ACD8770C">
       <w:start w:val="1"/>
       <w:numFmt w:val="bullet"/>
       <w:lvlText w:val="●"/>
@@ -741,25 +797,13 @@
         <w:ind w:left="5760" w:hanging="360"/>
       </w:pPr>
     </w:lvl>
-    <w:lvl w:ilvl="8" w15:tentative="1">
+    <w:lvl w:ilvl="8" w:tplc="645EFEC2">
       <w:start w:val="1"/>
       <w:numFmt w:val="bullet"/>
       <w:lvlText w:val="●"/>
       <w:lvlJc w:val="left"/>
       <w:pPr>
         <w:ind w:left="6480" w:hanging="360"/>
-      </w:pPr>
-    </w:lvl>
-  </w:abstractNum>
-  <w:abstractNum w:abstractNumId="2" w15:restartNumberingAfterBreak="0">
-    <w:multiLevelType w:val="hybridMultilevel"/>
-    <w:lvl w:ilvl="0" w15:tentative="1">
-      <w:start w:val="1"/>
-      <w:numFmt w:val="bullet"/>
-      <w:lvlText w:val="•"/>
-      <w:lvlJc w:val="left"/>
-      <w:pPr>
-        <w:ind w:left="720" w:hanging="360"/>
       </w:pPr>
     </w:lvl>
   </w:abstractNum>
@@ -770,7 +814,7 @@
     </w:lvlOverride>
   </w:num>
   <w:num w:numId="2">
-    <w:abstractNumId w:val="2"/>
+    <w:abstractNumId w:val="0"/>
     <w:lvlOverride w:ilvl="0">
       <w:startOverride w:val="1"/>
     </w:lvlOverride>
@@ -779,87 +823,498 @@
 </file>
 
 <file path=word/styles.xml><?xml version="1.0" encoding="utf-8"?>
-<w:styles xmlns:mc="http://schemas.openxmlformats.org/markup-compatibility/2006" xmlns:r="http://schemas.openxmlformats.org/officeDocument/2006/relationships" xmlns:w="http://schemas.openxmlformats.org/wordprocessingml/2006/main" xmlns:w14="http://schemas.microsoft.com/office/word/2010/wordml" xmlns:w15="http://schemas.microsoft.com/office/word/2012/wordml" mc:Ignorable="w14 w15">
+<w:styles xmlns:mc="http://schemas.openxmlformats.org/markup-compatibility/2006" xmlns:r="http://schemas.openxmlformats.org/officeDocument/2006/relationships" xmlns:w="http://schemas.openxmlformats.org/wordprocessingml/2006/main" xmlns:w14="http://schemas.microsoft.com/office/word/2010/wordml" xmlns:w15="http://schemas.microsoft.com/office/word/2012/wordml" xmlns:w16se="http://schemas.microsoft.com/office/word/2015/wordml/symex" mc:Ignorable="w14 w15 w16se">
   <w:docDefaults>
-    <w:rPrDefault/>
+    <w:rPrDefault>
+      <w:rPr>
+        <w:rFonts w:ascii="Times New Roman" w:eastAsia="Times New Roman" w:hAnsi="Times New Roman" w:cs="Times New Roman"/>
+        <w:lang w:val="en-IN" w:eastAsia="en-IN" w:bidi="ar-SA"/>
+      </w:rPr>
+    </w:rPrDefault>
     <w:pPrDefault/>
   </w:docDefaults>
+  <w:latentStyles w:defLockedState="0" w:defUIPriority="99" w:defSemiHidden="0" w:defUnhideWhenUsed="0" w:defQFormat="0" w:count="371">
+    <w:lsdException w:name="Normal" w:uiPriority="0" w:qFormat="1"/>
+    <w:lsdException w:name="heading 1" w:uiPriority="9" w:qFormat="1"/>
+    <w:lsdException w:name="heading 2" w:semiHidden="1" w:uiPriority="9" w:unhideWhenUsed="1" w:qFormat="1"/>
+    <w:lsdException w:name="heading 3" w:semiHidden="1" w:uiPriority="9" w:unhideWhenUsed="1" w:qFormat="1"/>
+    <w:lsdException w:name="heading 4" w:semiHidden="1" w:uiPriority="9" w:unhideWhenUsed="1" w:qFormat="1"/>
+    <w:lsdException w:name="heading 5" w:semiHidden="1" w:uiPriority="9" w:unhideWhenUsed="1" w:qFormat="1"/>
+    <w:lsdException w:name="heading 6" w:semiHidden="1" w:uiPriority="9" w:unhideWhenUsed="1" w:qFormat="1"/>
+    <w:lsdException w:name="heading 7" w:semiHidden="1" w:uiPriority="9" w:unhideWhenUsed="1" w:qFormat="1"/>
+    <w:lsdException w:name="heading 8" w:semiHidden="1" w:uiPriority="9" w:unhideWhenUsed="1" w:qFormat="1"/>
+    <w:lsdException w:name="heading 9" w:semiHidden="1" w:uiPriority="9" w:unhideWhenUsed="1" w:qFormat="1"/>
+    <w:lsdException w:name="index 1" w:semiHidden="1" w:unhideWhenUsed="1"/>
+    <w:lsdException w:name="index 2" w:semiHidden="1" w:unhideWhenUsed="1"/>
+    <w:lsdException w:name="index 3" w:semiHidden="1" w:unhideWhenUsed="1"/>
+    <w:lsdException w:name="index 4" w:semiHidden="1" w:unhideWhenUsed="1"/>
+    <w:lsdException w:name="index 5" w:semiHidden="1" w:unhideWhenUsed="1"/>
+    <w:lsdException w:name="index 6" w:semiHidden="1" w:unhideWhenUsed="1"/>
+    <w:lsdException w:name="index 7" w:semiHidden="1" w:unhideWhenUsed="1"/>
+    <w:lsdException w:name="index 8" w:semiHidden="1" w:unhideWhenUsed="1"/>
+    <w:lsdException w:name="index 9" w:semiHidden="1" w:unhideWhenUsed="1"/>
+    <w:lsdException w:name="toc 1" w:semiHidden="1" w:uiPriority="39" w:unhideWhenUsed="1"/>
+    <w:lsdException w:name="toc 2" w:semiHidden="1" w:uiPriority="39" w:unhideWhenUsed="1"/>
+    <w:lsdException w:name="toc 3" w:semiHidden="1" w:uiPriority="39" w:unhideWhenUsed="1"/>
+    <w:lsdException w:name="toc 4" w:semiHidden="1" w:uiPriority="39" w:unhideWhenUsed="1"/>
+    <w:lsdException w:name="toc 5" w:semiHidden="1" w:uiPriority="39" w:unhideWhenUsed="1"/>
+    <w:lsdException w:name="toc 6" w:semiHidden="1" w:uiPriority="39" w:unhideWhenUsed="1"/>
+    <w:lsdException w:name="toc 7" w:semiHidden="1" w:uiPriority="39" w:unhideWhenUsed="1"/>
+    <w:lsdException w:name="toc 8" w:semiHidden="1" w:uiPriority="39" w:unhideWhenUsed="1"/>
+    <w:lsdException w:name="toc 9" w:semiHidden="1" w:uiPriority="39" w:unhideWhenUsed="1"/>
+    <w:lsdException w:name="Normal Indent" w:semiHidden="1" w:unhideWhenUsed="1"/>
+    <w:lsdException w:name="footnote text" w:semiHidden="1" w:unhideWhenUsed="1"/>
+    <w:lsdException w:name="annotation text" w:semiHidden="1" w:unhideWhenUsed="1"/>
+    <w:lsdException w:name="header" w:semiHidden="1" w:unhideWhenUsed="1"/>
+    <w:lsdException w:name="footer" w:semiHidden="1" w:unhideWhenUsed="1"/>
+    <w:lsdException w:name="index heading" w:semiHidden="1" w:unhideWhenUsed="1"/>
+    <w:lsdException w:name="caption" w:semiHidden="1" w:uiPriority="35" w:unhideWhenUsed="1" w:qFormat="1"/>
+    <w:lsdException w:name="table of figures" w:semiHidden="1" w:unhideWhenUsed="1"/>
+    <w:lsdException w:name="envelope address" w:semiHidden="1" w:unhideWhenUsed="1"/>
+    <w:lsdException w:name="envelope return" w:semiHidden="1" w:unhideWhenUsed="1"/>
+    <w:lsdException w:name="footnote reference" w:semiHidden="1" w:unhideWhenUsed="1"/>
+    <w:lsdException w:name="annotation reference" w:semiHidden="1" w:unhideWhenUsed="1"/>
+    <w:lsdException w:name="line number" w:semiHidden="1" w:unhideWhenUsed="1"/>
+    <w:lsdException w:name="page number" w:semiHidden="1" w:unhideWhenUsed="1"/>
+    <w:lsdException w:name="endnote reference" w:semiHidden="1" w:unhideWhenUsed="1"/>
+    <w:lsdException w:name="endnote text" w:semiHidden="1" w:unhideWhenUsed="1"/>
+    <w:lsdException w:name="table of authorities" w:semiHidden="1" w:unhideWhenUsed="1"/>
+    <w:lsdException w:name="macro" w:semiHidden="1" w:unhideWhenUsed="1"/>
+    <w:lsdException w:name="toa heading" w:semiHidden="1" w:unhideWhenUsed="1"/>
+    <w:lsdException w:name="List" w:semiHidden="1" w:unhideWhenUsed="1"/>
+    <w:lsdException w:name="List Bullet" w:semiHidden="1" w:unhideWhenUsed="1"/>
+    <w:lsdException w:name="List Number" w:semiHidden="1" w:unhideWhenUsed="1"/>
+    <w:lsdException w:name="List 2" w:semiHidden="1" w:unhideWhenUsed="1"/>
+    <w:lsdException w:name="List 3" w:semiHidden="1" w:unhideWhenUsed="1"/>
+    <w:lsdException w:name="List 4" w:semiHidden="1" w:unhideWhenUsed="1"/>
+    <w:lsdException w:name="List 5" w:semiHidden="1" w:unhideWhenUsed="1"/>
+    <w:lsdException w:name="List Bullet 2" w:semiHidden="1" w:unhideWhenUsed="1"/>
+    <w:lsdException w:name="List Bullet 3" w:semiHidden="1" w:unhideWhenUsed="1"/>
+    <w:lsdException w:name="List Bullet 4" w:semiHidden="1" w:unhideWhenUsed="1"/>
+    <w:lsdException w:name="List Bullet 5" w:semiHidden="1" w:unhideWhenUsed="1"/>
+    <w:lsdException w:name="List Number 2" w:semiHidden="1" w:unhideWhenUsed="1"/>
+    <w:lsdException w:name="List Number 3" w:semiHidden="1" w:unhideWhenUsed="1"/>
+    <w:lsdException w:name="List Number 4" w:semiHidden="1" w:unhideWhenUsed="1"/>
+    <w:lsdException w:name="List Number 5" w:semiHidden="1" w:unhideWhenUsed="1"/>
+    <w:lsdException w:name="Title" w:uiPriority="10" w:qFormat="1"/>
+    <w:lsdException w:name="Closing" w:semiHidden="1" w:unhideWhenUsed="1"/>
+    <w:lsdException w:name="Signature" w:semiHidden="1" w:unhideWhenUsed="1"/>
+    <w:lsdException w:name="Default Paragraph Font" w:semiHidden="1" w:uiPriority="1" w:unhideWhenUsed="1"/>
+    <w:lsdException w:name="Body Text" w:semiHidden="1" w:unhideWhenUsed="1"/>
+    <w:lsdException w:name="Body Text Indent" w:semiHidden="1" w:unhideWhenUsed="1"/>
+    <w:lsdException w:name="List Continue" w:semiHidden="1" w:unhideWhenUsed="1"/>
+    <w:lsdException w:name="List Continue 2" w:semiHidden="1" w:unhideWhenUsed="1"/>
+    <w:lsdException w:name="List Continue 3" w:semiHidden="1" w:unhideWhenUsed="1"/>
+    <w:lsdException w:name="List Continue 4" w:semiHidden="1" w:unhideWhenUsed="1"/>
+    <w:lsdException w:name="List Continue 5" w:semiHidden="1" w:unhideWhenUsed="1"/>
+    <w:lsdException w:name="Message Header" w:semiHidden="1" w:unhideWhenUsed="1"/>
+    <w:lsdException w:name="Subtitle" w:uiPriority="11" w:qFormat="1"/>
+    <w:lsdException w:name="Salutation" w:semiHidden="1" w:unhideWhenUsed="1"/>
+    <w:lsdException w:name="Date" w:semiHidden="1" w:unhideWhenUsed="1"/>
+    <w:lsdException w:name="Body Text First Indent" w:semiHidden="1" w:unhideWhenUsed="1"/>
+    <w:lsdException w:name="Body Text First Indent 2" w:semiHidden="1" w:unhideWhenUsed="1"/>
+    <w:lsdException w:name="Note Heading" w:semiHidden="1" w:unhideWhenUsed="1"/>
+    <w:lsdException w:name="Body Text 2" w:semiHidden="1" w:unhideWhenUsed="1"/>
+    <w:lsdException w:name="Body Text 3" w:semiHidden="1" w:unhideWhenUsed="1"/>
+    <w:lsdException w:name="Body Text Indent 2" w:semiHidden="1" w:unhideWhenUsed="1"/>
+    <w:lsdException w:name="Body Text Indent 3" w:semiHidden="1" w:unhideWhenUsed="1"/>
+    <w:lsdException w:name="Block Text" w:semiHidden="1" w:unhideWhenUsed="1"/>
+    <w:lsdException w:name="Hyperlink" w:semiHidden="1" w:unhideWhenUsed="1"/>
+    <w:lsdException w:name="FollowedHyperlink" w:semiHidden="1" w:unhideWhenUsed="1"/>
+    <w:lsdException w:name="Strong" w:uiPriority="22" w:qFormat="1"/>
+    <w:lsdException w:name="Emphasis" w:uiPriority="20" w:qFormat="1"/>
+    <w:lsdException w:name="Document Map" w:semiHidden="1" w:unhideWhenUsed="1"/>
+    <w:lsdException w:name="Plain Text" w:semiHidden="1" w:unhideWhenUsed="1"/>
+    <w:lsdException w:name="E-mail Signature" w:semiHidden="1" w:unhideWhenUsed="1"/>
+    <w:lsdException w:name="HTML Top of Form" w:semiHidden="1" w:unhideWhenUsed="1"/>
+    <w:lsdException w:name="HTML Bottom of Form" w:semiHidden="1" w:unhideWhenUsed="1"/>
+    <w:lsdException w:name="Normal (Web)" w:semiHidden="1" w:unhideWhenUsed="1"/>
+    <w:lsdException w:name="HTML Acronym" w:semiHidden="1" w:unhideWhenUsed="1"/>
+    <w:lsdException w:name="HTML Address" w:semiHidden="1" w:unhideWhenUsed="1"/>
+    <w:lsdException w:name="HTML Cite" w:semiHidden="1" w:unhideWhenUsed="1"/>
+    <w:lsdException w:name="HTML Code" w:semiHidden="1" w:unhideWhenUsed="1"/>
+    <w:lsdException w:name="HTML Definition" w:semiHidden="1" w:unhideWhenUsed="1"/>
+    <w:lsdException w:name="HTML Keyboard" w:semiHidden="1" w:unhideWhenUsed="1"/>
+    <w:lsdException w:name="HTML Preformatted" w:semiHidden="1" w:unhideWhenUsed="1"/>
+    <w:lsdException w:name="HTML Sample" w:semiHidden="1" w:unhideWhenUsed="1"/>
+    <w:lsdException w:name="HTML Typewriter" w:semiHidden="1" w:unhideWhenUsed="1"/>
+    <w:lsdException w:name="HTML Variable" w:semiHidden="1" w:unhideWhenUsed="1"/>
+    <w:lsdException w:name="Normal Table" w:semiHidden="1" w:unhideWhenUsed="1"/>
+    <w:lsdException w:name="annotation subject" w:semiHidden="1" w:unhideWhenUsed="1"/>
+    <w:lsdException w:name="No List" w:semiHidden="1" w:unhideWhenUsed="1"/>
+    <w:lsdException w:name="Outline List 1" w:semiHidden="1" w:unhideWhenUsed="1"/>
+    <w:lsdException w:name="Outline List 2" w:semiHidden="1" w:unhideWhenUsed="1"/>
+    <w:lsdException w:name="Outline List 3" w:semiHidden="1" w:unhideWhenUsed="1"/>
+    <w:lsdException w:name="Table Simple 1" w:semiHidden="1" w:unhideWhenUsed="1"/>
+    <w:lsdException w:name="Table Simple 2" w:semiHidden="1" w:unhideWhenUsed="1"/>
+    <w:lsdException w:name="Table Simple 3" w:semiHidden="1" w:unhideWhenUsed="1"/>
+    <w:lsdException w:name="Table Classic 1" w:semiHidden="1" w:unhideWhenUsed="1"/>
+    <w:lsdException w:name="Table Classic 2" w:semiHidden="1" w:unhideWhenUsed="1"/>
+    <w:lsdException w:name="Table Classic 3" w:semiHidden="1" w:unhideWhenUsed="1"/>
+    <w:lsdException w:name="Table Classic 4" w:semiHidden="1" w:unhideWhenUsed="1"/>
+    <w:lsdException w:name="Table Colorful 1" w:semiHidden="1" w:unhideWhenUsed="1"/>
+    <w:lsdException w:name="Table Colorful 2" w:semiHidden="1" w:unhideWhenUsed="1"/>
+    <w:lsdException w:name="Table Colorful 3" w:semiHidden="1" w:unhideWhenUsed="1"/>
+    <w:lsdException w:name="Table Columns 1" w:semiHidden="1" w:unhideWhenUsed="1"/>
+    <w:lsdException w:name="Table Columns 2" w:semiHidden="1" w:unhideWhenUsed="1"/>
+    <w:lsdException w:name="Table Columns 3" w:semiHidden="1" w:unhideWhenUsed="1"/>
+    <w:lsdException w:name="Table Columns 4" w:semiHidden="1" w:unhideWhenUsed="1"/>
+    <w:lsdException w:name="Table Columns 5" w:semiHidden="1" w:unhideWhenUsed="1"/>
+    <w:lsdException w:name="Table Grid 1" w:semiHidden="1" w:unhideWhenUsed="1"/>
+    <w:lsdException w:name="Table Grid 2" w:semiHidden="1" w:unhideWhenUsed="1"/>
+    <w:lsdException w:name="Table Grid 3" w:semiHidden="1" w:unhideWhenUsed="1"/>
+    <w:lsdException w:name="Table Grid 4" w:semiHidden="1" w:unhideWhenUsed="1"/>
+    <w:lsdException w:name="Table Grid 5" w:semiHidden="1" w:unhideWhenUsed="1"/>
+    <w:lsdException w:name="Table Grid 6" w:semiHidden="1" w:unhideWhenUsed="1"/>
+    <w:lsdException w:name="Table Grid 7" w:semiHidden="1" w:unhideWhenUsed="1"/>
+    <w:lsdException w:name="Table Grid 8" w:semiHidden="1" w:unhideWhenUsed="1"/>
+    <w:lsdException w:name="Table List 1" w:semiHidden="1" w:unhideWhenUsed="1"/>
+    <w:lsdException w:name="Table List 2" w:semiHidden="1" w:unhideWhenUsed="1"/>
+    <w:lsdException w:name="Table List 3" w:semiHidden="1" w:unhideWhenUsed="1"/>
+    <w:lsdException w:name="Table List 4" w:semiHidden="1" w:unhideWhenUsed="1"/>
+    <w:lsdException w:name="Table List 5" w:semiHidden="1" w:unhideWhenUsed="1"/>
+    <w:lsdException w:name="Table List 6" w:semiHidden="1" w:unhideWhenUsed="1"/>
+    <w:lsdException w:name="Table List 7" w:semiHidden="1" w:unhideWhenUsed="1"/>
+    <w:lsdException w:name="Table List 8" w:semiHidden="1" w:unhideWhenUsed="1"/>
+    <w:lsdException w:name="Table 3D effects 1" w:semiHidden="1" w:unhideWhenUsed="1"/>
+    <w:lsdException w:name="Table 3D effects 2" w:semiHidden="1" w:unhideWhenUsed="1"/>
+    <w:lsdException w:name="Table 3D effects 3" w:semiHidden="1" w:unhideWhenUsed="1"/>
+    <w:lsdException w:name="Table Contemporary" w:semiHidden="1" w:unhideWhenUsed="1"/>
+    <w:lsdException w:name="Table Elegant" w:semiHidden="1" w:unhideWhenUsed="1"/>
+    <w:lsdException w:name="Table Professional" w:semiHidden="1" w:unhideWhenUsed="1"/>
+    <w:lsdException w:name="Table Subtle 1" w:semiHidden="1" w:unhideWhenUsed="1"/>
+    <w:lsdException w:name="Table Subtle 2" w:semiHidden="1" w:unhideWhenUsed="1"/>
+    <w:lsdException w:name="Table Web 1" w:semiHidden="1" w:unhideWhenUsed="1"/>
+    <w:lsdException w:name="Table Web 2" w:semiHidden="1" w:unhideWhenUsed="1"/>
+    <w:lsdException w:name="Table Web 3" w:semiHidden="1" w:unhideWhenUsed="1"/>
+    <w:lsdException w:name="Balloon Text" w:semiHidden="1" w:unhideWhenUsed="1"/>
+    <w:lsdException w:name="Table Grid" w:uiPriority="39"/>
+    <w:lsdException w:name="Table Theme" w:semiHidden="1" w:unhideWhenUsed="1"/>
+    <w:lsdException w:name="Placeholder Text" w:semiHidden="1"/>
+    <w:lsdException w:name="No Spacing" w:uiPriority="1" w:qFormat="1"/>
+    <w:lsdException w:name="Light Shading" w:uiPriority="60"/>
+    <w:lsdException w:name="Light List" w:uiPriority="61"/>
+    <w:lsdException w:name="Light Grid" w:uiPriority="62"/>
+    <w:lsdException w:name="Medium Shading 1" w:uiPriority="63"/>
+    <w:lsdException w:name="Medium Shading 2" w:uiPriority="64"/>
+    <w:lsdException w:name="Medium List 1" w:uiPriority="65"/>
+    <w:lsdException w:name="Medium List 2" w:uiPriority="66"/>
+    <w:lsdException w:name="Medium Grid 1" w:uiPriority="67"/>
+    <w:lsdException w:name="Medium Grid 2" w:uiPriority="68"/>
+    <w:lsdException w:name="Medium Grid 3" w:uiPriority="69"/>
+    <w:lsdException w:name="Dark List" w:uiPriority="70"/>
+    <w:lsdException w:name="Colorful Shading" w:uiPriority="71"/>
+    <w:lsdException w:name="Colorful List" w:uiPriority="72"/>
+    <w:lsdException w:name="Colorful Grid" w:uiPriority="73"/>
+    <w:lsdException w:name="Light Shading Accent 1" w:uiPriority="60"/>
+    <w:lsdException w:name="Light List Accent 1" w:uiPriority="61"/>
+    <w:lsdException w:name="Light Grid Accent 1" w:uiPriority="62"/>
+    <w:lsdException w:name="Medium Shading 1 Accent 1" w:uiPriority="63"/>
+    <w:lsdException w:name="Medium Shading 2 Accent 1" w:uiPriority="64"/>
+    <w:lsdException w:name="Medium List 1 Accent 1" w:uiPriority="65"/>
+    <w:lsdException w:name="Revision" w:semiHidden="1"/>
+    <w:lsdException w:name="List Paragraph" w:uiPriority="34" w:qFormat="1"/>
+    <w:lsdException w:name="Quote" w:uiPriority="29" w:qFormat="1"/>
+    <w:lsdException w:name="Intense Quote" w:uiPriority="30" w:qFormat="1"/>
+    <w:lsdException w:name="Medium List 2 Accent 1" w:uiPriority="66"/>
+    <w:lsdException w:name="Medium Grid 1 Accent 1" w:uiPriority="67"/>
+    <w:lsdException w:name="Medium Grid 2 Accent 1" w:uiPriority="68"/>
+    <w:lsdException w:name="Medium Grid 3 Accent 1" w:uiPriority="69"/>
+    <w:lsdException w:name="Dark List Accent 1" w:uiPriority="70"/>
+    <w:lsdException w:name="Colorful Shading Accent 1" w:uiPriority="71"/>
+    <w:lsdException w:name="Colorful List Accent 1" w:uiPriority="72"/>
+    <w:lsdException w:name="Colorful Grid Accent 1" w:uiPriority="73"/>
+    <w:lsdException w:name="Light Shading Accent 2" w:uiPriority="60"/>
+    <w:lsdException w:name="Light List Accent 2" w:uiPriority="61"/>
+    <w:lsdException w:name="Light Grid Accent 2" w:uiPriority="62"/>
+    <w:lsdException w:name="Medium Shading 1 Accent 2" w:uiPriority="63"/>
+    <w:lsdException w:name="Medium Shading 2 Accent 2" w:uiPriority="64"/>
+    <w:lsdException w:name="Medium List 1 Accent 2" w:uiPriority="65"/>
+    <w:lsdException w:name="Medium List 2 Accent 2" w:uiPriority="66"/>
+    <w:lsdException w:name="Medium Grid 1 Accent 2" w:uiPriority="67"/>
+    <w:lsdException w:name="Medium Grid 2 Accent 2" w:uiPriority="68"/>
+    <w:lsdException w:name="Medium Grid 3 Accent 2" w:uiPriority="69"/>
+    <w:lsdException w:name="Dark List Accent 2" w:uiPriority="70"/>
+    <w:lsdException w:name="Colorful Shading Accent 2" w:uiPriority="71"/>
+    <w:lsdException w:name="Colorful List Accent 2" w:uiPriority="72"/>
+    <w:lsdException w:name="Colorful Grid Accent 2" w:uiPriority="73"/>
+    <w:lsdException w:name="Light Shading Accent 3" w:uiPriority="60"/>
+    <w:lsdException w:name="Light List Accent 3" w:uiPriority="61"/>
+    <w:lsdException w:name="Light Grid Accent 3" w:uiPriority="62"/>
+    <w:lsdException w:name="Medium Shading 1 Accent 3" w:uiPriority="63"/>
+    <w:lsdException w:name="Medium Shading 2 Accent 3" w:uiPriority="64"/>
+    <w:lsdException w:name="Medium List 1 Accent 3" w:uiPriority="65"/>
+    <w:lsdException w:name="Medium List 2 Accent 3" w:uiPriority="66"/>
+    <w:lsdException w:name="Medium Grid 1 Accent 3" w:uiPriority="67"/>
+    <w:lsdException w:name="Medium Grid 2 Accent 3" w:uiPriority="68"/>
+    <w:lsdException w:name="Medium Grid 3 Accent 3" w:uiPriority="69"/>
+    <w:lsdException w:name="Dark List Accent 3" w:uiPriority="70"/>
+    <w:lsdException w:name="Colorful Shading Accent 3" w:uiPriority="71"/>
+    <w:lsdException w:name="Colorful List Accent 3" w:uiPriority="72"/>
+    <w:lsdException w:name="Colorful Grid Accent 3" w:uiPriority="73"/>
+    <w:lsdException w:name="Light Shading Accent 4" w:uiPriority="60"/>
+    <w:lsdException w:name="Light List Accent 4" w:uiPriority="61"/>
+    <w:lsdException w:name="Light Grid Accent 4" w:uiPriority="62"/>
+    <w:lsdException w:name="Medium Shading 1 Accent 4" w:uiPriority="63"/>
+    <w:lsdException w:name="Medium Shading 2 Accent 4" w:uiPriority="64"/>
+    <w:lsdException w:name="Medium List 1 Accent 4" w:uiPriority="65"/>
+    <w:lsdException w:name="Medium List 2 Accent 4" w:uiPriority="66"/>
+    <w:lsdException w:name="Medium Grid 1 Accent 4" w:uiPriority="67"/>
+    <w:lsdException w:name="Medium Grid 2 Accent 4" w:uiPriority="68"/>
+    <w:lsdException w:name="Medium Grid 3 Accent 4" w:uiPriority="69"/>
+    <w:lsdException w:name="Dark List Accent 4" w:uiPriority="70"/>
+    <w:lsdException w:name="Colorful Shading Accent 4" w:uiPriority="71"/>
+    <w:lsdException w:name="Colorful List Accent 4" w:uiPriority="72"/>
+    <w:lsdException w:name="Colorful Grid Accent 4" w:uiPriority="73"/>
+    <w:lsdException w:name="Light Shading Accent 5" w:uiPriority="60"/>
+    <w:lsdException w:name="Light List Accent 5" w:uiPriority="61"/>
+    <w:lsdException w:name="Light Grid Accent 5" w:uiPriority="62"/>
+    <w:lsdException w:name="Medium Shading 1 Accent 5" w:uiPriority="63"/>
+    <w:lsdException w:name="Medium Shading 2 Accent 5" w:uiPriority="64"/>
+    <w:lsdException w:name="Medium List 1 Accent 5" w:uiPriority="65"/>
+    <w:lsdException w:name="Medium List 2 Accent 5" w:uiPriority="66"/>
+    <w:lsdException w:name="Medium Grid 1 Accent 5" w:uiPriority="67"/>
+    <w:lsdException w:name="Medium Grid 2 Accent 5" w:uiPriority="68"/>
+    <w:lsdException w:name="Medium Grid 3 Accent 5" w:uiPriority="69"/>
+    <w:lsdException w:name="Dark List Accent 5" w:uiPriority="70"/>
+    <w:lsdException w:name="Colorful Shading Accent 5" w:uiPriority="71"/>
+    <w:lsdException w:name="Colorful List Accent 5" w:uiPriority="72"/>
+    <w:lsdException w:name="Colorful Grid Accent 5" w:uiPriority="73"/>
+    <w:lsdException w:name="Light Shading Accent 6" w:uiPriority="60"/>
+    <w:lsdException w:name="Light List Accent 6" w:uiPriority="61"/>
+    <w:lsdException w:name="Light Grid Accent 6" w:uiPriority="62"/>
+    <w:lsdException w:name="Medium Shading 1 Accent 6" w:uiPriority="63"/>
+    <w:lsdException w:name="Medium Shading 2 Accent 6" w:uiPriority="64"/>
+    <w:lsdException w:name="Medium List 1 Accent 6" w:uiPriority="65"/>
+    <w:lsdException w:name="Medium List 2 Accent 6" w:uiPriority="66"/>
+    <w:lsdException w:name="Medium Grid 1 Accent 6" w:uiPriority="67"/>
+    <w:lsdException w:name="Medium Grid 2 Accent 6" w:uiPriority="68"/>
+    <w:lsdException w:name="Medium Grid 3 Accent 6" w:uiPriority="69"/>
+    <w:lsdException w:name="Dark List Accent 6" w:uiPriority="70"/>
+    <w:lsdException w:name="Colorful Shading Accent 6" w:uiPriority="71"/>
+    <w:lsdException w:name="Colorful List Accent 6" w:uiPriority="72"/>
+    <w:lsdException w:name="Colorful Grid Accent 6" w:uiPriority="73"/>
+    <w:lsdException w:name="Subtle Emphasis" w:uiPriority="19" w:qFormat="1"/>
+    <w:lsdException w:name="Intense Emphasis" w:uiPriority="21" w:qFormat="1"/>
+    <w:lsdException w:name="Subtle Reference" w:uiPriority="31" w:qFormat="1"/>
+    <w:lsdException w:name="Intense Reference" w:uiPriority="32" w:qFormat="1"/>
+    <w:lsdException w:name="Book Title" w:uiPriority="33" w:qFormat="1"/>
+    <w:lsdException w:name="Bibliography" w:semiHidden="1" w:uiPriority="37" w:unhideWhenUsed="1"/>
+    <w:lsdException w:name="TOC Heading" w:semiHidden="1" w:uiPriority="39" w:unhideWhenUsed="1" w:qFormat="1"/>
+    <w:lsdException w:name="Plain Table 1" w:uiPriority="41"/>
+    <w:lsdException w:name="Plain Table 2" w:uiPriority="42"/>
+    <w:lsdException w:name="Plain Table 3" w:uiPriority="43"/>
+    <w:lsdException w:name="Plain Table 4" w:uiPriority="44"/>
+    <w:lsdException w:name="Plain Table 5" w:uiPriority="45"/>
+    <w:lsdException w:name="Grid Table Light" w:uiPriority="40"/>
+    <w:lsdException w:name="Grid Table 1 Light" w:uiPriority="46"/>
+    <w:lsdException w:name="Grid Table 2" w:uiPriority="47"/>
+    <w:lsdException w:name="Grid Table 3" w:uiPriority="48"/>
+    <w:lsdException w:name="Grid Table 4" w:uiPriority="49"/>
+    <w:lsdException w:name="Grid Table 5 Dark" w:uiPriority="50"/>
+    <w:lsdException w:name="Grid Table 6 Colorful" w:uiPriority="51"/>
+    <w:lsdException w:name="Grid Table 7 Colorful" w:uiPriority="52"/>
+    <w:lsdException w:name="Grid Table 1 Light Accent 1" w:uiPriority="46"/>
+    <w:lsdException w:name="Grid Table 2 Accent 1" w:uiPriority="47"/>
+    <w:lsdException w:name="Grid Table 3 Accent 1" w:uiPriority="48"/>
+    <w:lsdException w:name="Grid Table 4 Accent 1" w:uiPriority="49"/>
+    <w:lsdException w:name="Grid Table 5 Dark Accent 1" w:uiPriority="50"/>
+    <w:lsdException w:name="Grid Table 6 Colorful Accent 1" w:uiPriority="51"/>
+    <w:lsdException w:name="Grid Table 7 Colorful Accent 1" w:uiPriority="52"/>
+    <w:lsdException w:name="Grid Table 1 Light Accent 2" w:uiPriority="46"/>
+    <w:lsdException w:name="Grid Table 2 Accent 2" w:uiPriority="47"/>
+    <w:lsdException w:name="Grid Table 3 Accent 2" w:uiPriority="48"/>
+    <w:lsdException w:name="Grid Table 4 Accent 2" w:uiPriority="49"/>
+    <w:lsdException w:name="Grid Table 5 Dark Accent 2" w:uiPriority="50"/>
+    <w:lsdException w:name="Grid Table 6 Colorful Accent 2" w:uiPriority="51"/>
+    <w:lsdException w:name="Grid Table 7 Colorful Accent 2" w:uiPriority="52"/>
+    <w:lsdException w:name="Grid Table 1 Light Accent 3" w:uiPriority="46"/>
+    <w:lsdException w:name="Grid Table 2 Accent 3" w:uiPriority="47"/>
+    <w:lsdException w:name="Grid Table 3 Accent 3" w:uiPriority="48"/>
+    <w:lsdException w:name="Grid Table 4 Accent 3" w:uiPriority="49"/>
+    <w:lsdException w:name="Grid Table 5 Dark Accent 3" w:uiPriority="50"/>
+    <w:lsdException w:name="Grid Table 6 Colorful Accent 3" w:uiPriority="51"/>
+    <w:lsdException w:name="Grid Table 7 Colorful Accent 3" w:uiPriority="52"/>
+    <w:lsdException w:name="Grid Table 1 Light Accent 4" w:uiPriority="46"/>
+    <w:lsdException w:name="Grid Table 2 Accent 4" w:uiPriority="47"/>
+    <w:lsdException w:name="Grid Table 3 Accent 4" w:uiPriority="48"/>
+    <w:lsdException w:name="Grid Table 4 Accent 4" w:uiPriority="49"/>
+    <w:lsdException w:name="Grid Table 5 Dark Accent 4" w:uiPriority="50"/>
+    <w:lsdException w:name="Grid Table 6 Colorful Accent 4" w:uiPriority="51"/>
+    <w:lsdException w:name="Grid Table 7 Colorful Accent 4" w:uiPriority="52"/>
+    <w:lsdException w:name="Grid Table 1 Light Accent 5" w:uiPriority="46"/>
+    <w:lsdException w:name="Grid Table 2 Accent 5" w:uiPriority="47"/>
+    <w:lsdException w:name="Grid Table 3 Accent 5" w:uiPriority="48"/>
+    <w:lsdException w:name="Grid Table 4 Accent 5" w:uiPriority="49"/>
+    <w:lsdException w:name="Grid Table 5 Dark Accent 5" w:uiPriority="50"/>
+    <w:lsdException w:name="Grid Table 6 Colorful Accent 5" w:uiPriority="51"/>
+    <w:lsdException w:name="Grid Table 7 Colorful Accent 5" w:uiPriority="52"/>
+    <w:lsdException w:name="Grid Table 1 Light Accent 6" w:uiPriority="46"/>
+    <w:lsdException w:name="Grid Table 2 Accent 6" w:uiPriority="47"/>
+    <w:lsdException w:name="Grid Table 3 Accent 6" w:uiPriority="48"/>
+    <w:lsdException w:name="Grid Table 4 Accent 6" w:uiPriority="49"/>
+    <w:lsdException w:name="Grid Table 5 Dark Accent 6" w:uiPriority="50"/>
+    <w:lsdException w:name="Grid Table 6 Colorful Accent 6" w:uiPriority="51"/>
+    <w:lsdException w:name="Grid Table 7 Colorful Accent 6" w:uiPriority="52"/>
+    <w:lsdException w:name="List Table 1 Light" w:uiPriority="46"/>
+    <w:lsdException w:name="List Table 2" w:uiPriority="47"/>
+    <w:lsdException w:name="List Table 3" w:uiPriority="48"/>
+    <w:lsdException w:name="List Table 4" w:uiPriority="49"/>
+    <w:lsdException w:name="List Table 5 Dark" w:uiPriority="50"/>
+    <w:lsdException w:name="List Table 6 Colorful" w:uiPriority="51"/>
+    <w:lsdException w:name="List Table 7 Colorful" w:uiPriority="52"/>
+    <w:lsdException w:name="List Table 1 Light Accent 1" w:uiPriority="46"/>
+    <w:lsdException w:name="List Table 2 Accent 1" w:uiPriority="47"/>
+    <w:lsdException w:name="List Table 3 Accent 1" w:uiPriority="48"/>
+    <w:lsdException w:name="List Table 4 Accent 1" w:uiPriority="49"/>
+    <w:lsdException w:name="List Table 5 Dark Accent 1" w:uiPriority="50"/>
+    <w:lsdException w:name="List Table 6 Colorful Accent 1" w:uiPriority="51"/>
+    <w:lsdException w:name="List Table 7 Colorful Accent 1" w:uiPriority="52"/>
+    <w:lsdException w:name="List Table 1 Light Accent 2" w:uiPriority="46"/>
+    <w:lsdException w:name="List Table 2 Accent 2" w:uiPriority="47"/>
+    <w:lsdException w:name="List Table 3 Accent 2" w:uiPriority="48"/>
+    <w:lsdException w:name="List Table 4 Accent 2" w:uiPriority="49"/>
+    <w:lsdException w:name="List Table 5 Dark Accent 2" w:uiPriority="50"/>
+    <w:lsdException w:name="List Table 6 Colorful Accent 2" w:uiPriority="51"/>
+    <w:lsdException w:name="List Table 7 Colorful Accent 2" w:uiPriority="52"/>
+    <w:lsdException w:name="List Table 1 Light Accent 3" w:uiPriority="46"/>
+    <w:lsdException w:name="List Table 2 Accent 3" w:uiPriority="47"/>
+    <w:lsdException w:name="List Table 3 Accent 3" w:uiPriority="48"/>
+    <w:lsdException w:name="List Table 4 Accent 3" w:uiPriority="49"/>
+    <w:lsdException w:name="List Table 5 Dark Accent 3" w:uiPriority="50"/>
+    <w:lsdException w:name="List Table 6 Colorful Accent 3" w:uiPriority="51"/>
+    <w:lsdException w:name="List Table 7 Colorful Accent 3" w:uiPriority="52"/>
+    <w:lsdException w:name="List Table 1 Light Accent 4" w:uiPriority="46"/>
+    <w:lsdException w:name="List Table 2 Accent 4" w:uiPriority="47"/>
+    <w:lsdException w:name="List Table 3 Accent 4" w:uiPriority="48"/>
+    <w:lsdException w:name="List Table 4 Accent 4" w:uiPriority="49"/>
+    <w:lsdException w:name="List Table 5 Dark Accent 4" w:uiPriority="50"/>
+    <w:lsdException w:name="List Table 6 Colorful Accent 4" w:uiPriority="51"/>
+    <w:lsdException w:name="List Table 7 Colorful Accent 4" w:uiPriority="52"/>
+    <w:lsdException w:name="List Table 1 Light Accent 5" w:uiPriority="46"/>
+    <w:lsdException w:name="List Table 2 Accent 5" w:uiPriority="47"/>
+    <w:lsdException w:name="List Table 3 Accent 5" w:uiPriority="48"/>
+    <w:lsdException w:name="List Table 4 Accent 5" w:uiPriority="49"/>
+    <w:lsdException w:name="List Table 5 Dark Accent 5" w:uiPriority="50"/>
+    <w:lsdException w:name="List Table 6 Colorful Accent 5" w:uiPriority="51"/>
+    <w:lsdException w:name="List Table 7 Colorful Accent 5" w:uiPriority="52"/>
+    <w:lsdException w:name="List Table 1 Light Accent 6" w:uiPriority="46"/>
+    <w:lsdException w:name="List Table 2 Accent 6" w:uiPriority="47"/>
+    <w:lsdException w:name="List Table 3 Accent 6" w:uiPriority="48"/>
+    <w:lsdException w:name="List Table 4 Accent 6" w:uiPriority="49"/>
+    <w:lsdException w:name="List Table 5 Dark Accent 6" w:uiPriority="50"/>
+    <w:lsdException w:name="List Table 6 Colorful Accent 6" w:uiPriority="51"/>
+    <w:lsdException w:name="List Table 7 Colorful Accent 6" w:uiPriority="52"/>
+  </w:latentStyles>
+  <w:style w:type="paragraph" w:default="1" w:styleId="Normal">
+    <w:name w:val="Normal"/>
+    <w:qFormat/>
+  </w:style>
+  <w:style w:type="paragraph" w:styleId="Heading1">
+    <w:name w:val="heading 1"/>
+    <w:qFormat/>
+    <w:pPr>
+      <w:outlineLvl w:val="0"/>
+    </w:pPr>
+    <w:rPr>
+      <w:color w:val="2E74B5"/>
+      <w:sz w:val="32"/>
+      <w:szCs w:val="32"/>
+    </w:rPr>
+  </w:style>
+  <w:style w:type="paragraph" w:styleId="Heading2">
+    <w:name w:val="heading 2"/>
+    <w:qFormat/>
+    <w:pPr>
+      <w:outlineLvl w:val="1"/>
+    </w:pPr>
+    <w:rPr>
+      <w:color w:val="2E74B5"/>
+      <w:sz w:val="26"/>
+      <w:szCs w:val="26"/>
+    </w:rPr>
+  </w:style>
+  <w:style w:type="paragraph" w:styleId="Heading3">
+    <w:name w:val="heading 3"/>
+    <w:qFormat/>
+    <w:pPr>
+      <w:outlineLvl w:val="2"/>
+    </w:pPr>
+    <w:rPr>
+      <w:color w:val="1F4D78"/>
+      <w:sz w:val="24"/>
+      <w:szCs w:val="24"/>
+    </w:rPr>
+  </w:style>
+  <w:style w:type="paragraph" w:styleId="Heading4">
+    <w:name w:val="heading 4"/>
+    <w:qFormat/>
+    <w:pPr>
+      <w:outlineLvl w:val="3"/>
+    </w:pPr>
+    <w:rPr>
+      <w:i/>
+      <w:iCs/>
+      <w:color w:val="2E74B5"/>
+    </w:rPr>
+  </w:style>
+  <w:style w:type="paragraph" w:styleId="Heading5">
+    <w:name w:val="heading 5"/>
+    <w:qFormat/>
+    <w:pPr>
+      <w:outlineLvl w:val="4"/>
+    </w:pPr>
+    <w:rPr>
+      <w:color w:val="2E74B5"/>
+    </w:rPr>
+  </w:style>
+  <w:style w:type="paragraph" w:styleId="Heading6">
+    <w:name w:val="heading 6"/>
+    <w:qFormat/>
+    <w:pPr>
+      <w:outlineLvl w:val="5"/>
+    </w:pPr>
+    <w:rPr>
+      <w:color w:val="1F4D78"/>
+    </w:rPr>
+  </w:style>
+  <w:style w:type="character" w:default="1" w:styleId="DefaultParagraphFont">
+    <w:name w:val="Default Paragraph Font"/>
+    <w:uiPriority w:val="1"/>
+    <w:semiHidden/>
+    <w:unhideWhenUsed/>
+  </w:style>
+  <w:style w:type="table" w:default="1" w:styleId="TableNormal">
+    <w:name w:val="Normal Table"/>
+    <w:uiPriority w:val="99"/>
+    <w:semiHidden/>
+    <w:unhideWhenUsed/>
+    <w:tblPr>
+      <w:tblInd w:w="0" w:type="dxa"/>
+      <w:tblCellMar>
+        <w:top w:w="0" w:type="dxa"/>
+        <w:left w:w="108" w:type="dxa"/>
+        <w:bottom w:w="0" w:type="dxa"/>
+        <w:right w:w="108" w:type="dxa"/>
+      </w:tblCellMar>
+    </w:tblPr>
+  </w:style>
+  <w:style w:type="numbering" w:default="1" w:styleId="NoList">
+    <w:name w:val="No List"/>
+    <w:uiPriority w:val="99"/>
+    <w:semiHidden/>
+    <w:unhideWhenUsed/>
+  </w:style>
   <w:style w:type="paragraph" w:styleId="Title">
     <w:name w:val="Title"/>
-    <w:basedOn w:val="Normal"/>
-    <w:next w:val="Normal"/>
     <w:qFormat/>
     <w:rPr>
       <w:sz w:val="56"/>
       <w:szCs w:val="56"/>
     </w:rPr>
   </w:style>
-  <w:style w:type="paragraph" w:styleId="Heading1">
-    <w:name w:val="Heading 1"/>
-    <w:basedOn w:val="Normal"/>
-    <w:next w:val="Normal"/>
-    <w:qFormat/>
-    <w:rPr>
-      <w:color w:val="2E74B5"/>
-      <w:sz w:val="32"/>
-      <w:szCs w:val="32"/>
-    </w:rPr>
-  </w:style>
-  <w:style w:type="paragraph" w:styleId="Heading2">
-    <w:name w:val="Heading 2"/>
-    <w:basedOn w:val="Normal"/>
-    <w:next w:val="Normal"/>
-    <w:qFormat/>
-    <w:rPr>
-      <w:color w:val="2E74B5"/>
-      <w:sz w:val="26"/>
-      <w:szCs w:val="26"/>
-    </w:rPr>
-  </w:style>
-  <w:style w:type="paragraph" w:styleId="Heading3">
-    <w:name w:val="Heading 3"/>
-    <w:basedOn w:val="Normal"/>
-    <w:next w:val="Normal"/>
-    <w:qFormat/>
-    <w:rPr>
-      <w:color w:val="1F4D78"/>
-      <w:sz w:val="24"/>
-      <w:szCs w:val="24"/>
-    </w:rPr>
-  </w:style>
-  <w:style w:type="paragraph" w:styleId="Heading4">
-    <w:name w:val="Heading 4"/>
-    <w:basedOn w:val="Normal"/>
-    <w:next w:val="Normal"/>
-    <w:qFormat/>
-    <w:rPr>
-      <w:i/>
-      <w:iCs/>
-      <w:color w:val="2E74B5"/>
-    </w:rPr>
-  </w:style>
-  <w:style w:type="paragraph" w:styleId="Heading5">
-    <w:name w:val="Heading 5"/>
-    <w:basedOn w:val="Normal"/>
-    <w:next w:val="Normal"/>
-    <w:qFormat/>
-    <w:rPr>
-      <w:color w:val="2E74B5"/>
-    </w:rPr>
-  </w:style>
-  <w:style w:type="paragraph" w:styleId="Heading6">
-    <w:name w:val="Heading 6"/>
-    <w:basedOn w:val="Normal"/>
-    <w:next w:val="Normal"/>
-    <w:qFormat/>
-    <w:rPr>
-      <w:color w:val="1F4D78"/>
-    </w:rPr>
-  </w:style>
-  <w:style w:type="paragraph" w:styleId="Strong">
-    <w:name w:val="Strong"/>
-    <w:basedOn w:val="Normal"/>
-    <w:next w:val="Normal"/>
+  <w:style w:type="paragraph" w:customStyle="1" w:styleId="Strong1">
+    <w:name w:val="Strong1"/>
     <w:qFormat/>
     <w:rPr>
       <w:b/>
@@ -868,12 +1323,10 @@
   </w:style>
   <w:style w:type="paragraph" w:styleId="ListParagraph">
     <w:name w:val="List Paragraph"/>
-    <w:basedOn w:val="Normal"/>
     <w:qFormat/>
   </w:style>
   <w:style w:type="character" w:styleId="Hyperlink">
     <w:name w:val="Hyperlink"/>
-    <w:basedOn w:val="DefaultParagraphFont"/>
     <w:uiPriority w:val="99"/>
     <w:unhideWhenUsed/>
     <w:rPr>
@@ -883,7 +1336,6 @@
   </w:style>
   <w:style w:type="character" w:styleId="FootnoteReference">
     <w:name w:val="footnote reference"/>
-    <w:basedOn w:val="DefaultParagraphFont"/>
     <w:uiPriority w:val="99"/>
     <w:semiHidden/>
     <w:unhideWhenUsed/>
@@ -893,22 +1345,13 @@
   </w:style>
   <w:style w:type="paragraph" w:styleId="FootnoteText">
     <w:name w:val="footnote text"/>
-    <w:basedOn w:val="Normal"/>
     <w:link w:val="FootnoteTextChar"/>
     <w:uiPriority w:val="99"/>
     <w:semiHidden/>
     <w:unhideWhenUsed/>
-    <w:pPr>
-      <w:spacing w:after="0" w:line="240" w:lineRule="auto"/>
-    </w:pPr>
-    <w:rPr>
-      <w:sz w:val="20"/>
-      <w:szCs w:val="20"/>
-    </w:rPr>
-  </w:style>
-  <w:style w:type="character" w:styleId="FootnoteTextChar">
+  </w:style>
+  <w:style w:type="character" w:customStyle="1" w:styleId="FootnoteTextChar">
     <w:name w:val="Footnote Text Char"/>
-    <w:basedOn w:val="DefaultParagraphFont"/>
     <w:link w:val="FootnoteText"/>
     <w:uiPriority w:val="99"/>
     <w:semiHidden/>
@@ -920,7 +1363,6 @@
   </w:style>
   <w:style w:type="character" w:styleId="EndnoteReference">
     <w:name w:val="endnote reference"/>
-    <w:basedOn w:val="DefaultParagraphFont"/>
     <w:uiPriority w:val="99"/>
     <w:semiHidden/>
     <w:unhideWhenUsed/>
@@ -930,22 +1372,13 @@
   </w:style>
   <w:style w:type="paragraph" w:styleId="EndnoteText">
     <w:name w:val="endnote text"/>
-    <w:basedOn w:val="Normal"/>
     <w:link w:val="EndnoteTextChar"/>
     <w:uiPriority w:val="99"/>
     <w:semiHidden/>
     <w:unhideWhenUsed/>
-    <w:pPr>
-      <w:spacing w:after="0" w:line="240" w:lineRule="auto"/>
-    </w:pPr>
-    <w:rPr>
-      <w:sz w:val="20"/>
-      <w:szCs w:val="20"/>
-    </w:rPr>
-  </w:style>
-  <w:style w:type="character" w:styleId="EndnoteTextChar">
+  </w:style>
+  <w:style w:type="character" w:customStyle="1" w:styleId="EndnoteTextChar">
     <w:name w:val="Endnote Text Char"/>
-    <w:basedOn w:val="DefaultParagraphFont"/>
     <w:link w:val="EndnoteText"/>
     <w:uiPriority w:val="99"/>
     <w:semiHidden/>
@@ -956,4 +1389,265 @@
     </w:rPr>
   </w:style>
 </w:styles>
+</file>
+
+<file path=word/theme/theme1.xml><?xml version="1.0" encoding="utf-8"?>
+<a:theme xmlns:a="http://schemas.openxmlformats.org/drawingml/2006/main" name="Office Theme">
+  <a:themeElements>
+    <a:clrScheme name="Office">
+      <a:dk1>
+        <a:sysClr val="windowText" lastClr="000000"/>
+      </a:dk1>
+      <a:lt1>
+        <a:sysClr val="window" lastClr="FFFFFF"/>
+      </a:lt1>
+      <a:dk2>
+        <a:srgbClr val="44546A"/>
+      </a:dk2>
+      <a:lt2>
+        <a:srgbClr val="E7E6E6"/>
+      </a:lt2>
+      <a:accent1>
+        <a:srgbClr val="5B9BD5"/>
+      </a:accent1>
+      <a:accent2>
+        <a:srgbClr val="ED7D31"/>
+      </a:accent2>
+      <a:accent3>
+        <a:srgbClr val="A5A5A5"/>
+      </a:accent3>
+      <a:accent4>
+        <a:srgbClr val="FFC000"/>
+      </a:accent4>
+      <a:accent5>
+        <a:srgbClr val="4472C4"/>
+      </a:accent5>
+      <a:accent6>
+        <a:srgbClr val="70AD47"/>
+      </a:accent6>
+      <a:hlink>
+        <a:srgbClr val="0563C1"/>
+      </a:hlink>
+      <a:folHlink>
+        <a:srgbClr val="954F72"/>
+      </a:folHlink>
+    </a:clrScheme>
+    <a:fontScheme name="Office">
+      <a:majorFont>
+        <a:latin typeface="Calibri Light" panose="020F0302020204030204"/>
+        <a:ea typeface=""/>
+        <a:cs typeface=""/>
+        <a:font script="Jpan" typeface="游ゴシック Light"/>
+        <a:font script="Hang" typeface="맑은 고딕"/>
+        <a:font script="Hans" typeface="等线 Light"/>
+        <a:font script="Hant" typeface="新細明體"/>
+        <a:font script="Arab" typeface="Times New Roman"/>
+        <a:font script="Hebr" typeface="Times New Roman"/>
+        <a:font script="Thai" typeface="Angsana New"/>
+        <a:font script="Ethi" typeface="Nyala"/>
+        <a:font script="Beng" typeface="Vrinda"/>
+        <a:font script="Gujr" typeface="Shruti"/>
+        <a:font script="Khmr" typeface="MoolBoran"/>
+        <a:font script="Knda" typeface="Tunga"/>
+        <a:font script="Guru" typeface="Raavi"/>
+        <a:font script="Cans" typeface="Euphemia"/>
+        <a:font script="Cher" typeface="Plantagenet Cherokee"/>
+        <a:font script="Yiii" typeface="Microsoft Yi Baiti"/>
+        <a:font script="Tibt" typeface="Microsoft Himalaya"/>
+        <a:font script="Thaa" typeface="MV Boli"/>
+        <a:font script="Deva" typeface="Mangal"/>
+        <a:font script="Telu" typeface="Gautami"/>
+        <a:font script="Taml" typeface="Latha"/>
+        <a:font script="Syrc" typeface="Estrangelo Edessa"/>
+        <a:font script="Orya" typeface="Kalinga"/>
+        <a:font script="Mlym" typeface="Kartika"/>
+        <a:font script="Laoo" typeface="DokChampa"/>
+        <a:font script="Sinh" typeface="Iskoola Pota"/>
+        <a:font script="Mong" typeface="Mongolian Baiti"/>
+        <a:font script="Viet" typeface="Times New Roman"/>
+        <a:font script="Uigh" typeface="Microsoft Uighur"/>
+        <a:font script="Geor" typeface="Sylfaen"/>
+      </a:majorFont>
+      <a:minorFont>
+        <a:latin typeface="Calibri" panose="020F0502020204030204"/>
+        <a:ea typeface=""/>
+        <a:cs typeface=""/>
+        <a:font script="Jpan" typeface="游明朝"/>
+        <a:font script="Hang" typeface="맑은 고딕"/>
+        <a:font script="Hans" typeface="等线"/>
+        <a:font script="Hant" typeface="新細明體"/>
+        <a:font script="Arab" typeface="Arial"/>
+        <a:font script="Hebr" typeface="Arial"/>
+        <a:font script="Thai" typeface="Cordia New"/>
+        <a:font script="Ethi" typeface="Nyala"/>
+        <a:font script="Beng" typeface="Vrinda"/>
+        <a:font script="Gujr" typeface="Shruti"/>
+        <a:font script="Khmr" typeface="DaunPenh"/>
+        <a:font script="Knda" typeface="Tunga"/>
+        <a:font script="Guru" typeface="Raavi"/>
+        <a:font script="Cans" typeface="Euphemia"/>
+        <a:font script="Cher" typeface="Plantagenet Cherokee"/>
+        <a:font script="Yiii" typeface="Microsoft Yi Baiti"/>
+        <a:font script="Tibt" typeface="Microsoft Himalaya"/>
+        <a:font script="Thaa" typeface="MV Boli"/>
+        <a:font script="Deva" typeface="Mangal"/>
+        <a:font script="Telu" typeface="Gautami"/>
+        <a:font script="Taml" typeface="Latha"/>
+        <a:font script="Syrc" typeface="Estrangelo Edessa"/>
+        <a:font script="Orya" typeface="Kalinga"/>
+        <a:font script="Mlym" typeface="Kartika"/>
+        <a:font script="Laoo" typeface="DokChampa"/>
+        <a:font script="Sinh" typeface="Iskoola Pota"/>
+        <a:font script="Mong" typeface="Mongolian Baiti"/>
+        <a:font script="Viet" typeface="Arial"/>
+        <a:font script="Uigh" typeface="Microsoft Uighur"/>
+        <a:font script="Geor" typeface="Sylfaen"/>
+      </a:minorFont>
+    </a:fontScheme>
+    <a:fmtScheme name="Office">
+      <a:fillStyleLst>
+        <a:solidFill>
+          <a:schemeClr val="phClr"/>
+        </a:solidFill>
+        <a:gradFill rotWithShape="1">
+          <a:gsLst>
+            <a:gs pos="0">
+              <a:schemeClr val="phClr">
+                <a:lumMod val="110000"/>
+                <a:satMod val="105000"/>
+                <a:tint val="67000"/>
+              </a:schemeClr>
+            </a:gs>
+            <a:gs pos="50000">
+              <a:schemeClr val="phClr">
+                <a:lumMod val="105000"/>
+                <a:satMod val="103000"/>
+                <a:tint val="73000"/>
+              </a:schemeClr>
+            </a:gs>
+            <a:gs pos="100000">
+              <a:schemeClr val="phClr">
+                <a:lumMod val="105000"/>
+                <a:satMod val="109000"/>
+                <a:tint val="81000"/>
+              </a:schemeClr>
+            </a:gs>
+          </a:gsLst>
+          <a:lin ang="5400000" scaled="0"/>
+        </a:gradFill>
+        <a:gradFill rotWithShape="1">
+          <a:gsLst>
+            <a:gs pos="0">
+              <a:schemeClr val="phClr">
+                <a:satMod val="103000"/>
+                <a:lumMod val="102000"/>
+                <a:tint val="94000"/>
+              </a:schemeClr>
+            </a:gs>
+            <a:gs pos="50000">
+              <a:schemeClr val="phClr">
+                <a:satMod val="110000"/>
+                <a:lumMod val="100000"/>
+                <a:shade val="100000"/>
+              </a:schemeClr>
+            </a:gs>
+            <a:gs pos="100000">
+              <a:schemeClr val="phClr">
+                <a:lumMod val="99000"/>
+                <a:satMod val="120000"/>
+                <a:shade val="78000"/>
+              </a:schemeClr>
+            </a:gs>
+          </a:gsLst>
+          <a:lin ang="5400000" scaled="0"/>
+        </a:gradFill>
+      </a:fillStyleLst>
+      <a:lnStyleLst>
+        <a:ln w="6350" cap="flat" cmpd="sng" algn="ctr">
+          <a:solidFill>
+            <a:schemeClr val="phClr"/>
+          </a:solidFill>
+          <a:prstDash val="solid"/>
+          <a:miter lim="800000"/>
+        </a:ln>
+        <a:ln w="12700" cap="flat" cmpd="sng" algn="ctr">
+          <a:solidFill>
+            <a:schemeClr val="phClr"/>
+          </a:solidFill>
+          <a:prstDash val="solid"/>
+          <a:miter lim="800000"/>
+        </a:ln>
+        <a:ln w="19050" cap="flat" cmpd="sng" algn="ctr">
+          <a:solidFill>
+            <a:schemeClr val="phClr"/>
+          </a:solidFill>
+          <a:prstDash val="solid"/>
+          <a:miter lim="800000"/>
+        </a:ln>
+      </a:lnStyleLst>
+      <a:effectStyleLst>
+        <a:effectStyle>
+          <a:effectLst/>
+        </a:effectStyle>
+        <a:effectStyle>
+          <a:effectLst/>
+        </a:effectStyle>
+        <a:effectStyle>
+          <a:effectLst>
+            <a:outerShdw blurRad="57150" dist="19050" dir="5400000" algn="ctr" rotWithShape="0">
+              <a:srgbClr val="000000">
+                <a:alpha val="63000"/>
+              </a:srgbClr>
+            </a:outerShdw>
+          </a:effectLst>
+        </a:effectStyle>
+      </a:effectStyleLst>
+      <a:bgFillStyleLst>
+        <a:solidFill>
+          <a:schemeClr val="phClr"/>
+        </a:solidFill>
+        <a:solidFill>
+          <a:schemeClr val="phClr">
+            <a:tint val="95000"/>
+            <a:satMod val="170000"/>
+          </a:schemeClr>
+        </a:solidFill>
+        <a:gradFill rotWithShape="1">
+          <a:gsLst>
+            <a:gs pos="0">
+              <a:schemeClr val="phClr">
+                <a:tint val="93000"/>
+                <a:satMod val="150000"/>
+                <a:shade val="98000"/>
+                <a:lumMod val="102000"/>
+              </a:schemeClr>
+            </a:gs>
+            <a:gs pos="50000">
+              <a:schemeClr val="phClr">
+                <a:tint val="98000"/>
+                <a:satMod val="130000"/>
+                <a:shade val="90000"/>
+                <a:lumMod val="103000"/>
+              </a:schemeClr>
+            </a:gs>
+            <a:gs pos="100000">
+              <a:schemeClr val="phClr">
+                <a:shade val="63000"/>
+                <a:satMod val="120000"/>
+              </a:schemeClr>
+            </a:gs>
+          </a:gsLst>
+          <a:lin ang="5400000" scaled="0"/>
+        </a:gradFill>
+      </a:bgFillStyleLst>
+    </a:fmtScheme>
+  </a:themeElements>
+  <a:objectDefaults/>
+  <a:extraClrSchemeLst/>
+  <a:extLst>
+    <a:ext uri="{05A4C25C-085E-4340-85A3-A5531E510DB2}">
+      <thm15:themeFamily xmlns:thm15="http://schemas.microsoft.com/office/thememl/2012/main" name="Office Theme" id="{62F939B6-93AF-4DB8-9C6B-D6C7DFDC589F}" vid="{4A3C46E8-61CC-4603-A589-7422A47A8E4A}"/>
+    </a:ext>
+  </a:extLst>
+</a:theme>
 </file>
--- a/Requirement Discussions/Daily Reports/user_management_requirement_25082026.docx
+++ b/Requirement Discussions/Daily Reports/user_management_requirement_25082026.docx
@@ -655,6 +655,1133 @@
         <w:t>Necessary reports are needed showing how many users logged in every day, including the roles of those users.</w:t>
       </w:r>
     </w:p>
+    <w:p>
+      <w:r>
+        <w:rPr>
+          <w:rFonts w:ascii="Segoe UI" w:hAnsi="Segoe UI" w:eastAsia="Segoe UI"/>
+          <w:b/>
+          <w:color w:val="1F4E79"/>
+          <w:sz w:val="28"/>
+        </w:rPr>
+        <w:t>User Stories</w:t>
+      </w:r>
+    </w:p>
+    <w:p>
+      <w:r>
+        <w:rPr>
+          <w:rFonts w:ascii="Segoe UI" w:hAnsi="Segoe UI" w:eastAsia="Segoe UI"/>
+          <w:b w:val="0"/>
+          <w:sz w:val="20"/>
+        </w:rPr>
+        <w:t>User stories aligned to BRD_User_Management_v4.23 (Login / RBAC / Temporary Absence / Reporting). Format: ID | Actor | Story | Acceptance (system) — same pattern as BRD §4.6.6. KT notes on Primary/Secondary roles, password+OTP for all categories, and biometric refresh every 5 years are superseded by FR-UM-017/030 (no Primary/Secondary), FR-UM-005–007/009 (category-specific auth, no password), and FR-UM-006 (DSR face/biometric without OTP).</w:t>
+      </w:r>
+    </w:p>
+    <w:p>
+      <w:r>
+        <w:rPr>
+          <w:rFonts w:ascii="Segoe UI" w:hAnsi="Segoe UI" w:eastAsia="Segoe UI"/>
+          <w:b/>
+          <w:sz w:val="19"/>
+        </w:rPr>
+        <w:t>Source: Finalized BRD/User Management/BRD_User_Management_v4.23.docx</w:t>
+      </w:r>
+    </w:p>
+    <w:tbl>
+      <w:tblPr>
+        <w:tblW w:type="auto" w:w="0"/>
+        <w:tblLook w:firstColumn="1" w:firstRow="1" w:lastColumn="0" w:lastRow="0" w:noHBand="0" w:noVBand="1" w:val="04A0"/>
+      </w:tblPr>
+      <w:tblGrid>
+        <w:gridCol w:w="2340"/>
+        <w:gridCol w:w="2340"/>
+        <w:gridCol w:w="2340"/>
+        <w:gridCol w:w="2340"/>
+      </w:tblGrid>
+      <w:tr>
+        <w:tc>
+          <w:tcPr>
+            <w:tcW w:type="dxa" w:w="1296"/>
+            <w:shd w:val="clear" w:color="auto" w:fill="1F4E79"/>
+          </w:tcPr>
+          <w:p>
+            <w:r>
+              <w:rPr>
+                <w:b/>
+                <w:color w:val="FFFFFF"/>
+              </w:rPr>
+            </w:r>
+            <w:r>
+              <w:rPr>
+                <w:rFonts w:ascii="Times New Roman" w:hAnsi="Times New Roman" w:eastAsia="Times New Roman"/>
+                <w:b/>
+                <w:color w:val="FFFFFF"/>
+                <w:sz w:val="20"/>
+              </w:rPr>
+              <w:t>ID</w:t>
+            </w:r>
+          </w:p>
+        </w:tc>
+        <w:tc>
+          <w:tcPr>
+            <w:tcW w:type="dxa" w:w="1872"/>
+            <w:shd w:val="clear" w:color="auto" w:fill="1F4E79"/>
+          </w:tcPr>
+          <w:p>
+            <w:r>
+              <w:rPr>
+                <w:b/>
+                <w:color w:val="FFFFFF"/>
+              </w:rPr>
+            </w:r>
+            <w:r>
+              <w:rPr>
+                <w:rFonts w:ascii="Times New Roman" w:hAnsi="Times New Roman" w:eastAsia="Times New Roman"/>
+                <w:b/>
+                <w:color w:val="FFFFFF"/>
+                <w:sz w:val="20"/>
+              </w:rPr>
+              <w:t>Actor</w:t>
+            </w:r>
+          </w:p>
+        </w:tc>
+        <w:tc>
+          <w:tcPr>
+            <w:tcW w:type="dxa" w:w="4896"/>
+            <w:shd w:val="clear" w:color="auto" w:fill="1F4E79"/>
+          </w:tcPr>
+          <w:p>
+            <w:r>
+              <w:rPr>
+                <w:b/>
+                <w:color w:val="FFFFFF"/>
+              </w:rPr>
+            </w:r>
+            <w:r>
+              <w:rPr>
+                <w:rFonts w:ascii="Times New Roman" w:hAnsi="Times New Roman" w:eastAsia="Times New Roman"/>
+                <w:b/>
+                <w:color w:val="FFFFFF"/>
+                <w:sz w:val="20"/>
+              </w:rPr>
+              <w:t>Story</w:t>
+            </w:r>
+          </w:p>
+        </w:tc>
+        <w:tc>
+          <w:tcPr>
+            <w:tcW w:type="dxa" w:w="2304"/>
+            <w:shd w:val="clear" w:color="auto" w:fill="1F4E79"/>
+          </w:tcPr>
+          <w:p>
+            <w:r>
+              <w:rPr>
+                <w:b/>
+                <w:color w:val="FFFFFF"/>
+              </w:rPr>
+            </w:r>
+            <w:r>
+              <w:rPr>
+                <w:rFonts w:ascii="Times New Roman" w:hAnsi="Times New Roman" w:eastAsia="Times New Roman"/>
+                <w:b/>
+                <w:color w:val="FFFFFF"/>
+                <w:sz w:val="20"/>
+              </w:rPr>
+              <w:t>Acceptance (system)</w:t>
+            </w:r>
+          </w:p>
+        </w:tc>
+      </w:tr>
+      <w:tr>
+        <w:tc>
+          <w:tcPr>
+            <w:tcW w:type="dxa" w:w="1296"/>
+          </w:tcPr>
+          <w:p>
+            <w:r/>
+            <w:r>
+              <w:rPr>
+                <w:rFonts w:ascii="Times New Roman" w:hAnsi="Times New Roman" w:eastAsia="Times New Roman"/>
+                <w:b w:val="0"/>
+                <w:sz w:val="18"/>
+              </w:rPr>
+              <w:t>US-LG-01</w:t>
+            </w:r>
+          </w:p>
+        </w:tc>
+        <w:tc>
+          <w:tcPr>
+            <w:tcW w:type="dxa" w:w="1872"/>
+          </w:tcPr>
+          <w:p>
+            <w:r/>
+            <w:r>
+              <w:rPr>
+                <w:rFonts w:ascii="Times New Roman" w:hAnsi="Times New Roman" w:eastAsia="Times New Roman"/>
+                <w:b w:val="0"/>
+                <w:sz w:val="18"/>
+              </w:rPr>
+              <w:t>Citizen</w:t>
+            </w:r>
+          </w:p>
+        </w:tc>
+        <w:tc>
+          <w:tcPr>
+            <w:tcW w:type="dxa" w:w="4896"/>
+          </w:tcPr>
+          <w:p>
+            <w:r/>
+            <w:r>
+              <w:rPr>
+                <w:rFonts w:ascii="Times New Roman" w:hAnsi="Times New Roman" w:eastAsia="Times New Roman"/>
+                <w:b w:val="0"/>
+                <w:sz w:val="18"/>
+              </w:rPr>
+              <w:t>As a Citizen, I need to log in with my Username + Captcha + OTP sent only to my registered mobile, with no password option, so that I can access KAVERI securely.</w:t>
+            </w:r>
+          </w:p>
+        </w:tc>
+        <w:tc>
+          <w:tcPr>
+            <w:tcW w:type="dxa" w:w="2304"/>
+          </w:tcPr>
+          <w:p>
+            <w:r/>
+            <w:r>
+              <w:rPr>
+                <w:rFonts w:ascii="Times New Roman" w:hAnsi="Times New Roman" w:eastAsia="Times New Roman"/>
+                <w:b w:val="0"/>
+                <w:sz w:val="18"/>
+              </w:rPr>
+              <w:t>FR-UM-005, FR-UM-009, FR-UM-010, FR-UM-011</w:t>
+            </w:r>
+          </w:p>
+        </w:tc>
+      </w:tr>
+      <w:tr>
+        <w:tc>
+          <w:tcPr>
+            <w:tcW w:type="dxa" w:w="1296"/>
+          </w:tcPr>
+          <w:p>
+            <w:r/>
+            <w:r>
+              <w:rPr>
+                <w:rFonts w:ascii="Times New Roman" w:hAnsi="Times New Roman" w:eastAsia="Times New Roman"/>
+                <w:b w:val="0"/>
+                <w:sz w:val="18"/>
+              </w:rPr>
+              <w:t>US-LG-02</w:t>
+            </w:r>
+          </w:p>
+        </w:tc>
+        <w:tc>
+          <w:tcPr>
+            <w:tcW w:type="dxa" w:w="1872"/>
+          </w:tcPr>
+          <w:p>
+            <w:r/>
+            <w:r>
+              <w:rPr>
+                <w:rFonts w:ascii="Times New Roman" w:hAnsi="Times New Roman" w:eastAsia="Times New Roman"/>
+                <w:b w:val="0"/>
+                <w:sz w:val="18"/>
+              </w:rPr>
+              <w:t>DSR Officer</w:t>
+            </w:r>
+          </w:p>
+        </w:tc>
+        <w:tc>
+          <w:tcPr>
+            <w:tcW w:type="dxa" w:w="4896"/>
+          </w:tcPr>
+          <w:p>
+            <w:r/>
+            <w:r>
+              <w:rPr>
+                <w:rFonts w:ascii="Times New Roman" w:hAnsi="Times New Roman" w:eastAsia="Times New Roman"/>
+                <w:b w:val="0"/>
+                <w:sz w:val="18"/>
+              </w:rPr>
+              <w:t>As a DSR Officer, I need to log in with my KGID + Captcha + Face authentication or Biometrics (no OTP and no password), so that I can access the office application.</w:t>
+            </w:r>
+          </w:p>
+        </w:tc>
+        <w:tc>
+          <w:tcPr>
+            <w:tcW w:type="dxa" w:w="2304"/>
+          </w:tcPr>
+          <w:p>
+            <w:r/>
+            <w:r>
+              <w:rPr>
+                <w:rFonts w:ascii="Times New Roman" w:hAnsi="Times New Roman" w:eastAsia="Times New Roman"/>
+                <w:b w:val="0"/>
+                <w:sz w:val="18"/>
+              </w:rPr>
+              <w:t>FR-UM-006, FR-UM-009</w:t>
+            </w:r>
+          </w:p>
+        </w:tc>
+      </w:tr>
+      <w:tr>
+        <w:tc>
+          <w:tcPr>
+            <w:tcW w:type="dxa" w:w="1296"/>
+          </w:tcPr>
+          <w:p>
+            <w:r/>
+            <w:r>
+              <w:rPr>
+                <w:rFonts w:ascii="Times New Roman" w:hAnsi="Times New Roman" w:eastAsia="Times New Roman"/>
+                <w:b w:val="0"/>
+                <w:sz w:val="18"/>
+              </w:rPr>
+              <w:t>US-LG-03</w:t>
+            </w:r>
+          </w:p>
+        </w:tc>
+        <w:tc>
+          <w:tcPr>
+            <w:tcW w:type="dxa" w:w="1872"/>
+          </w:tcPr>
+          <w:p>
+            <w:r/>
+            <w:r>
+              <w:rPr>
+                <w:rFonts w:ascii="Times New Roman" w:hAnsi="Times New Roman" w:eastAsia="Times New Roman"/>
+                <w:b w:val="0"/>
+                <w:sz w:val="18"/>
+              </w:rPr>
+              <w:t>Other Department user</w:t>
+            </w:r>
+          </w:p>
+        </w:tc>
+        <w:tc>
+          <w:tcPr>
+            <w:tcW w:type="dxa" w:w="4896"/>
+          </w:tcPr>
+          <w:p>
+            <w:r/>
+            <w:r>
+              <w:rPr>
+                <w:rFonts w:ascii="Times New Roman" w:hAnsi="Times New Roman" w:eastAsia="Times New Roman"/>
+                <w:b w:val="0"/>
+                <w:sz w:val="18"/>
+              </w:rPr>
+              <w:t>As an Other Department user, I need to log in with my Username (Department Code concatenated with Employee ID or KGID) + Captcha + OTP (no biometrics), so that I can access my allotted modules.</w:t>
+            </w:r>
+          </w:p>
+        </w:tc>
+        <w:tc>
+          <w:tcPr>
+            <w:tcW w:type="dxa" w:w="2304"/>
+          </w:tcPr>
+          <w:p>
+            <w:r/>
+            <w:r>
+              <w:rPr>
+                <w:rFonts w:ascii="Times New Roman" w:hAnsi="Times New Roman" w:eastAsia="Times New Roman"/>
+                <w:b w:val="0"/>
+                <w:sz w:val="18"/>
+              </w:rPr>
+              <w:t>FR-UM-007, FR-UM-009</w:t>
+            </w:r>
+          </w:p>
+        </w:tc>
+      </w:tr>
+      <w:tr>
+        <w:tc>
+          <w:tcPr>
+            <w:tcW w:type="dxa" w:w="1296"/>
+          </w:tcPr>
+          <w:p>
+            <w:r/>
+            <w:r>
+              <w:rPr>
+                <w:rFonts w:ascii="Times New Roman" w:hAnsi="Times New Roman" w:eastAsia="Times New Roman"/>
+                <w:b w:val="0"/>
+                <w:sz w:val="18"/>
+              </w:rPr>
+              <w:t>US-PS-01</w:t>
+            </w:r>
+          </w:p>
+        </w:tc>
+        <w:tc>
+          <w:tcPr>
+            <w:tcW w:type="dxa" w:w="1872"/>
+          </w:tcPr>
+          <w:p>
+            <w:r/>
+            <w:r>
+              <w:rPr>
+                <w:rFonts w:ascii="Times New Roman" w:hAnsi="Times New Roman" w:eastAsia="Times New Roman"/>
+                <w:b w:val="0"/>
+                <w:sz w:val="18"/>
+              </w:rPr>
+              <w:t>DSR Officer</w:t>
+            </w:r>
+          </w:p>
+        </w:tc>
+        <w:tc>
+          <w:tcPr>
+            <w:tcW w:type="dxa" w:w="4896"/>
+          </w:tcPr>
+          <w:p>
+            <w:r/>
+            <w:r>
+              <w:rPr>
+                <w:rFonts w:ascii="Times New Roman" w:hAnsi="Times New Roman" w:eastAsia="Times New Roman"/>
+                <w:b w:val="0"/>
+                <w:sz w:val="18"/>
+              </w:rPr>
+              <w:t>As a DSR Officer with more than one active sanctioned-post occupancy, I need to select exactly one assigned post labelled "Role — Post Name — Office Name (Office Code)" after authentication (auto-select if only one), so that session Module Function claims come from that assigned post only.</w:t>
+            </w:r>
+          </w:p>
+        </w:tc>
+        <w:tc>
+          <w:tcPr>
+            <w:tcW w:type="dxa" w:w="2304"/>
+          </w:tcPr>
+          <w:p>
+            <w:r/>
+            <w:r>
+              <w:rPr>
+                <w:rFonts w:ascii="Times New Roman" w:hAnsi="Times New Roman" w:eastAsia="Times New Roman"/>
+                <w:b w:val="0"/>
+                <w:sz w:val="18"/>
+              </w:rPr>
+              <w:t>FR-UM-052, FR-UM-038</w:t>
+            </w:r>
+          </w:p>
+        </w:tc>
+      </w:tr>
+      <w:tr>
+        <w:tc>
+          <w:tcPr>
+            <w:tcW w:type="dxa" w:w="1296"/>
+          </w:tcPr>
+          <w:p>
+            <w:r/>
+            <w:r>
+              <w:rPr>
+                <w:rFonts w:ascii="Times New Roman" w:hAnsi="Times New Roman" w:eastAsia="Times New Roman"/>
+                <w:b w:val="0"/>
+                <w:sz w:val="18"/>
+              </w:rPr>
+              <w:t>US-AC-01</w:t>
+            </w:r>
+          </w:p>
+        </w:tc>
+        <w:tc>
+          <w:tcPr>
+            <w:tcW w:type="dxa" w:w="1872"/>
+          </w:tcPr>
+          <w:p>
+            <w:r/>
+            <w:r>
+              <w:rPr>
+                <w:rFonts w:ascii="Times New Roman" w:hAnsi="Times New Roman" w:eastAsia="Times New Roman"/>
+                <w:b w:val="0"/>
+                <w:sz w:val="18"/>
+              </w:rPr>
+              <w:t>DSR Officer</w:t>
+            </w:r>
+          </w:p>
+        </w:tc>
+        <w:tc>
+          <w:tcPr>
+            <w:tcW w:type="dxa" w:w="4896"/>
+          </w:tcPr>
+          <w:p>
+            <w:r/>
+            <w:r>
+              <w:rPr>
+                <w:rFonts w:ascii="Times New Roman" w:hAnsi="Times New Roman" w:eastAsia="Times New Roman"/>
+                <w:b w:val="0"/>
+                <w:sz w:val="18"/>
+              </w:rPr>
+              <w:t>As a DSR Officer already logged in under my assigned post, I need to take additional charge of a wholly unoccupied subordinate post at the same office without logout, switch back to assigned-post context when needed, and see the active context in the header, so that I can cover vacant desks for the session without retaining assigned-post privileges while in additional charge.</w:t>
+            </w:r>
+          </w:p>
+        </w:tc>
+        <w:tc>
+          <w:tcPr>
+            <w:tcW w:type="dxa" w:w="2304"/>
+          </w:tcPr>
+          <w:p>
+            <w:r/>
+            <w:r>
+              <w:rPr>
+                <w:rFonts w:ascii="Times New Roman" w:hAnsi="Times New Roman" w:eastAsia="Times New Roman"/>
+                <w:b w:val="0"/>
+                <w:sz w:val="18"/>
+              </w:rPr>
+              <w:t>FR-UM-053, FR-UM-054, FR-UM-066(b)</w:t>
+            </w:r>
+          </w:p>
+        </w:tc>
+      </w:tr>
+      <w:tr>
+        <w:tc>
+          <w:tcPr>
+            <w:tcW w:type="dxa" w:w="1296"/>
+          </w:tcPr>
+          <w:p>
+            <w:r/>
+            <w:r>
+              <w:rPr>
+                <w:rFonts w:ascii="Times New Roman" w:hAnsi="Times New Roman" w:eastAsia="Times New Roman"/>
+                <w:b w:val="0"/>
+                <w:sz w:val="18"/>
+              </w:rPr>
+              <w:t>US-CR-01</w:t>
+            </w:r>
+          </w:p>
+        </w:tc>
+        <w:tc>
+          <w:tcPr>
+            <w:tcW w:type="dxa" w:w="1872"/>
+          </w:tcPr>
+          <w:p>
+            <w:r/>
+            <w:r>
+              <w:rPr>
+                <w:rFonts w:ascii="Times New Roman" w:hAnsi="Times New Roman" w:eastAsia="Times New Roman"/>
+                <w:b w:val="0"/>
+                <w:sz w:val="18"/>
+              </w:rPr>
+              <w:t>Citizen</w:t>
+            </w:r>
+          </w:p>
+        </w:tc>
+        <w:tc>
+          <w:tcPr>
+            <w:tcW w:type="dxa" w:w="4896"/>
+          </w:tcPr>
+          <w:p>
+            <w:r/>
+            <w:r>
+              <w:rPr>
+                <w:rFonts w:ascii="Times New Roman" w:hAnsi="Times New Roman" w:eastAsia="Times New Roman"/>
+                <w:b w:val="0"/>
+                <w:sz w:val="18"/>
+              </w:rPr>
+              <w:t>As a Citizen, I need to self-register instantly (preferred Username availability check, email OTP, mobile OTP, and mandatory Aadhaar e-KYC) with no approval workflow, so that I can start using the portal without delay.</w:t>
+            </w:r>
+          </w:p>
+        </w:tc>
+        <w:tc>
+          <w:tcPr>
+            <w:tcW w:type="dxa" w:w="2304"/>
+          </w:tcPr>
+          <w:p>
+            <w:r/>
+            <w:r>
+              <w:rPr>
+                <w:rFonts w:ascii="Times New Roman" w:hAnsi="Times New Roman" w:eastAsia="Times New Roman"/>
+                <w:b w:val="0"/>
+                <w:sz w:val="18"/>
+              </w:rPr>
+              <w:t>FR-UM-001, FR-UM-062, FR-UM-063, FR-UM-085</w:t>
+            </w:r>
+          </w:p>
+        </w:tc>
+      </w:tr>
+      <w:tr>
+        <w:tc>
+          <w:tcPr>
+            <w:tcW w:type="dxa" w:w="1296"/>
+          </w:tcPr>
+          <w:p>
+            <w:r/>
+            <w:r>
+              <w:rPr>
+                <w:rFonts w:ascii="Times New Roman" w:hAnsi="Times New Roman" w:eastAsia="Times New Roman"/>
+                <w:b w:val="0"/>
+                <w:sz w:val="18"/>
+              </w:rPr>
+              <w:t>US-CR-02</w:t>
+            </w:r>
+          </w:p>
+        </w:tc>
+        <w:tc>
+          <w:tcPr>
+            <w:tcW w:type="dxa" w:w="1872"/>
+          </w:tcPr>
+          <w:p>
+            <w:r/>
+            <w:r>
+              <w:rPr>
+                <w:rFonts w:ascii="Times New Roman" w:hAnsi="Times New Roman" w:eastAsia="Times New Roman"/>
+                <w:b w:val="0"/>
+                <w:sz w:val="18"/>
+              </w:rPr>
+              <w:t>Authorised administrator</w:t>
+            </w:r>
+          </w:p>
+        </w:tc>
+        <w:tc>
+          <w:tcPr>
+            <w:tcW w:type="dxa" w:w="4896"/>
+          </w:tcPr>
+          <w:p>
+            <w:r/>
+            <w:r>
+              <w:rPr>
+                <w:rFonts w:ascii="Times New Roman" w:hAnsi="Times New Roman" w:eastAsia="Times New Roman"/>
+                <w:b w:val="0"/>
+                <w:sz w:val="18"/>
+              </w:rPr>
+              <w:t>As an authorised administrator, I need to create DSR Officers and Other Department users instantly without maker-checker, assigning at least one sanctioned post with available capacity for DSR Officers (no Primary/Secondary role distinction) or exactly one Other Department role, so that onboarding is not delayed.</w:t>
+            </w:r>
+          </w:p>
+        </w:tc>
+        <w:tc>
+          <w:tcPr>
+            <w:tcW w:type="dxa" w:w="2304"/>
+          </w:tcPr>
+          <w:p>
+            <w:r/>
+            <w:r>
+              <w:rPr>
+                <w:rFonts w:ascii="Times New Roman" w:hAnsi="Times New Roman" w:eastAsia="Times New Roman"/>
+                <w:b w:val="0"/>
+                <w:sz w:val="18"/>
+              </w:rPr>
+              <w:t>FR-UM-002, FR-UM-003, FR-UM-017, FR-UM-029, FR-UM-030, FR-UM-051</w:t>
+            </w:r>
+          </w:p>
+        </w:tc>
+      </w:tr>
+      <w:tr>
+        <w:tc>
+          <w:tcPr>
+            <w:tcW w:type="dxa" w:w="1296"/>
+          </w:tcPr>
+          <w:p>
+            <w:r/>
+            <w:r>
+              <w:rPr>
+                <w:rFonts w:ascii="Times New Roman" w:hAnsi="Times New Roman" w:eastAsia="Times New Roman"/>
+                <w:b w:val="0"/>
+                <w:sz w:val="18"/>
+              </w:rPr>
+              <w:t>US-RM-01</w:t>
+            </w:r>
+          </w:p>
+        </w:tc>
+        <w:tc>
+          <w:tcPr>
+            <w:tcW w:type="dxa" w:w="1872"/>
+          </w:tcPr>
+          <w:p>
+            <w:r/>
+            <w:r>
+              <w:rPr>
+                <w:rFonts w:ascii="Times New Roman" w:hAnsi="Times New Roman" w:eastAsia="Times New Roman"/>
+                <w:b w:val="0"/>
+                <w:sz w:val="18"/>
+              </w:rPr>
+              <w:t>Application Admin</w:t>
+            </w:r>
+          </w:p>
+        </w:tc>
+        <w:tc>
+          <w:tcPr>
+            <w:tcW w:type="dxa" w:w="4896"/>
+          </w:tcPr>
+          <w:p>
+            <w:r/>
+            <w:r>
+              <w:rPr>
+                <w:rFonts w:ascii="Times New Roman" w:hAnsi="Times New Roman" w:eastAsia="Times New Roman"/>
+                <w:b w:val="0"/>
+                <w:sz w:val="18"/>
+              </w:rPr>
+              <w:t>As Application Admin, I need to maintain a single unified Role Master and User Master (differentiated by Role Category / User Category), with unique role names, abbreviations as displayed via Post–Role mapping, and hierarchy via the DSR Officer Hierarchy Master, so that access and reporting lines stay configurable.</w:t>
+            </w:r>
+          </w:p>
+        </w:tc>
+        <w:tc>
+          <w:tcPr>
+            <w:tcW w:type="dxa" w:w="2304"/>
+          </w:tcPr>
+          <w:p>
+            <w:r/>
+            <w:r>
+              <w:rPr>
+                <w:rFonts w:ascii="Times New Roman" w:hAnsi="Times New Roman" w:eastAsia="Times New Roman"/>
+                <w:b w:val="0"/>
+                <w:sz w:val="18"/>
+              </w:rPr>
+              <w:t>FR-UM-016, FR-UM-028, FR-UM-034, FR-UM-035, FR-UM-043, FR-UM-047</w:t>
+            </w:r>
+          </w:p>
+        </w:tc>
+      </w:tr>
+      <w:tr>
+        <w:tc>
+          <w:tcPr>
+            <w:tcW w:type="dxa" w:w="1296"/>
+          </w:tcPr>
+          <w:p>
+            <w:r/>
+            <w:r>
+              <w:rPr>
+                <w:rFonts w:ascii="Times New Roman" w:hAnsi="Times New Roman" w:eastAsia="Times New Roman"/>
+                <w:b w:val="0"/>
+                <w:sz w:val="18"/>
+              </w:rPr>
+              <w:t>US-TO-01</w:t>
+            </w:r>
+          </w:p>
+        </w:tc>
+        <w:tc>
+          <w:tcPr>
+            <w:tcW w:type="dxa" w:w="1872"/>
+          </w:tcPr>
+          <w:p>
+            <w:r/>
+            <w:r>
+              <w:rPr>
+                <w:rFonts w:ascii="Times New Roman" w:hAnsi="Times New Roman" w:eastAsia="Times New Roman"/>
+                <w:b w:val="0"/>
+                <w:sz w:val="18"/>
+              </w:rPr>
+              <w:t>Hierarchy superior</w:t>
+            </w:r>
+          </w:p>
+        </w:tc>
+        <w:tc>
+          <w:tcPr>
+            <w:tcW w:type="dxa" w:w="4896"/>
+          </w:tcPr>
+          <w:p>
+            <w:r/>
+            <w:r>
+              <w:rPr>
+                <w:rFonts w:ascii="Times New Roman" w:hAnsi="Times New Roman" w:eastAsia="Times New Roman"/>
+                <w:b w:val="0"/>
+                <w:sz w:val="18"/>
+              </w:rPr>
+              <w:t>As a hierarchy superior (within office span and immediate-parent post parentage), I need to relieve a subordinate from a post occupancy capturing Relieving Date, enumerated Relieving Reason, and Relieving Order (number / upload), so that Transfer Out is auditable and occupancy ends after the Relieving Date via the midnight refresh job.</w:t>
+            </w:r>
+          </w:p>
+        </w:tc>
+        <w:tc>
+          <w:tcPr>
+            <w:tcW w:type="dxa" w:w="2304"/>
+          </w:tcPr>
+          <w:p>
+            <w:r/>
+            <w:r>
+              <w:rPr>
+                <w:rFonts w:ascii="Times New Roman" w:hAnsi="Times New Roman" w:eastAsia="Times New Roman"/>
+                <w:b w:val="0"/>
+                <w:sz w:val="18"/>
+              </w:rPr>
+              <w:t>FR-UM-057, FR-UM-058, FR-UM-068, FR-UM-087</w:t>
+            </w:r>
+          </w:p>
+        </w:tc>
+      </w:tr>
+      <w:tr>
+        <w:tc>
+          <w:tcPr>
+            <w:tcW w:type="dxa" w:w="1296"/>
+          </w:tcPr>
+          <w:p>
+            <w:r/>
+            <w:r>
+              <w:rPr>
+                <w:rFonts w:ascii="Times New Roman" w:hAnsi="Times New Roman" w:eastAsia="Times New Roman"/>
+                <w:b w:val="0"/>
+                <w:sz w:val="18"/>
+              </w:rPr>
+              <w:t>US-TI-01</w:t>
+            </w:r>
+          </w:p>
+        </w:tc>
+        <w:tc>
+          <w:tcPr>
+            <w:tcW w:type="dxa" w:w="1872"/>
+          </w:tcPr>
+          <w:p>
+            <w:r/>
+            <w:r>
+              <w:rPr>
+                <w:rFonts w:ascii="Times New Roman" w:hAnsi="Times New Roman" w:eastAsia="Times New Roman"/>
+                <w:b w:val="0"/>
+                <w:sz w:val="18"/>
+              </w:rPr>
+              <w:t>Hierarchy superior</w:t>
+            </w:r>
+          </w:p>
+        </w:tc>
+        <w:tc>
+          <w:tcPr>
+            <w:tcW w:type="dxa" w:w="4896"/>
+          </w:tcPr>
+          <w:p>
+            <w:r/>
+            <w:r>
+              <w:rPr>
+                <w:rFonts w:ascii="Times New Roman" w:hAnsi="Times New Roman" w:eastAsia="Times New Roman"/>
+                <w:b w:val="0"/>
+                <w:sz w:val="18"/>
+              </w:rPr>
+              <w:t>As a hierarchy superior, I need to Transfer In an officer to a Post + Office that already has available capacity, capturing Transfer / Reporting Order (immediate effect; no Joining Date), so that the officer can select that post at the next login.</w:t>
+            </w:r>
+          </w:p>
+        </w:tc>
+        <w:tc>
+          <w:tcPr>
+            <w:tcW w:type="dxa" w:w="2304"/>
+          </w:tcPr>
+          <w:p>
+            <w:r/>
+            <w:r>
+              <w:rPr>
+                <w:rFonts w:ascii="Times New Roman" w:hAnsi="Times New Roman" w:eastAsia="Times New Roman"/>
+                <w:b w:val="0"/>
+                <w:sz w:val="18"/>
+              </w:rPr>
+              <w:t>FR-UM-060, FR-UM-066(a)</w:t>
+            </w:r>
+          </w:p>
+        </w:tc>
+      </w:tr>
+      <w:tr>
+        <w:tc>
+          <w:tcPr>
+            <w:tcW w:type="dxa" w:w="1296"/>
+          </w:tcPr>
+          <w:p>
+            <w:r/>
+            <w:r>
+              <w:rPr>
+                <w:rFonts w:ascii="Times New Roman" w:hAnsi="Times New Roman" w:eastAsia="Times New Roman"/>
+                <w:b w:val="0"/>
+                <w:sz w:val="18"/>
+              </w:rPr>
+              <w:t>US-RP-01</w:t>
+            </w:r>
+          </w:p>
+        </w:tc>
+        <w:tc>
+          <w:tcPr>
+            <w:tcW w:type="dxa" w:w="1872"/>
+          </w:tcPr>
+          <w:p>
+            <w:r/>
+            <w:r>
+              <w:rPr>
+                <w:rFonts w:ascii="Times New Roman" w:hAnsi="Times New Roman" w:eastAsia="Times New Roman"/>
+                <w:b w:val="0"/>
+                <w:sz w:val="18"/>
+              </w:rPr>
+              <w:t>Management / Admin</w:t>
+            </w:r>
+          </w:p>
+        </w:tc>
+        <w:tc>
+          <w:tcPr>
+            <w:tcW w:type="dxa" w:w="4896"/>
+          </w:tcPr>
+          <w:p>
+            <w:r/>
+            <w:r>
+              <w:rPr>
+                <w:rFonts w:ascii="Times New Roman" w:hAnsi="Times New Roman" w:eastAsia="Times New Roman"/>
+                <w:b w:val="0"/>
+                <w:sz w:val="18"/>
+              </w:rPr>
+              <w:t>As management, I need login-attempt audit reports (successful and failed) over a selected date range, plus role/permission, sanctioned-post occupancy, additional-charge, and Transfer Out/In history reports, so that access and establishment can be monitored.</w:t>
+            </w:r>
+          </w:p>
+        </w:tc>
+        <w:tc>
+          <w:tcPr>
+            <w:tcW w:type="dxa" w:w="2304"/>
+          </w:tcPr>
+          <w:p>
+            <w:r/>
+            <w:r>
+              <w:rPr>
+                <w:rFonts w:ascii="Times New Roman" w:hAnsi="Times New Roman" w:eastAsia="Times New Roman"/>
+                <w:b w:val="0"/>
+                <w:sz w:val="18"/>
+              </w:rPr>
+              <w:t>BRD §6 Reporting Requirements; FR-UM-053; FR-UM-057–FR-UM-060</w:t>
+            </w:r>
+          </w:p>
+        </w:tc>
+      </w:tr>
+      <w:tr>
+        <w:tc>
+          <w:tcPr>
+            <w:tcW w:type="dxa" w:w="1296"/>
+          </w:tcPr>
+          <w:p>
+            <w:r/>
+            <w:r>
+              <w:rPr>
+                <w:rFonts w:ascii="Times New Roman" w:hAnsi="Times New Roman" w:eastAsia="Times New Roman"/>
+                <w:b w:val="0"/>
+                <w:sz w:val="18"/>
+              </w:rPr>
+              <w:t>US-TA-01</w:t>
+            </w:r>
+          </w:p>
+        </w:tc>
+        <w:tc>
+          <w:tcPr>
+            <w:tcW w:type="dxa" w:w="1872"/>
+          </w:tcPr>
+          <w:p>
+            <w:r/>
+            <w:r>
+              <w:rPr>
+                <w:rFonts w:ascii="Times New Roman" w:hAnsi="Times New Roman" w:eastAsia="Times New Roman"/>
+                <w:b w:val="0"/>
+                <w:sz w:val="18"/>
+              </w:rPr>
+              <w:t>District Registrar</w:t>
+            </w:r>
+          </w:p>
+        </w:tc>
+        <w:tc>
+          <w:tcPr>
+            <w:tcW w:type="dxa" w:w="4896"/>
+          </w:tcPr>
+          <w:p>
+            <w:r/>
+            <w:r>
+              <w:rPr>
+                <w:rFonts w:ascii="Times New Roman" w:hAnsi="Times New Roman" w:eastAsia="Times New Roman"/>
+                <w:b w:val="0"/>
+                <w:sz w:val="18"/>
+              </w:rPr>
+              <w:t>As District Registrar of DRO Bengaluru, I need to record Leave for the Sub-Registrar of SRO Yeshwanthapura (SRO A) from 01-Sep-2026 to 05-Sep-2026 so that the officer cannot access KAVERI during that period.</w:t>
+            </w:r>
+          </w:p>
+        </w:tc>
+        <w:tc>
+          <w:tcPr>
+            <w:tcW w:type="dxa" w:w="2304"/>
+          </w:tcPr>
+          <w:p>
+            <w:r/>
+            <w:r>
+              <w:rPr>
+                <w:rFonts w:ascii="Times New Roman" w:hAnsi="Times New Roman" w:eastAsia="Times New Roman"/>
+                <w:b w:val="0"/>
+                <w:sz w:val="18"/>
+              </w:rPr>
+              <w:t>FR-UM-079, FR-UM-080</w:t>
+            </w:r>
+          </w:p>
+        </w:tc>
+      </w:tr>
+      <w:tr>
+        <w:tc>
+          <w:tcPr>
+            <w:tcW w:type="dxa" w:w="1296"/>
+          </w:tcPr>
+          <w:p>
+            <w:r/>
+            <w:r>
+              <w:rPr>
+                <w:rFonts w:ascii="Times New Roman" w:hAnsi="Times New Roman" w:eastAsia="Times New Roman"/>
+                <w:b w:val="0"/>
+                <w:sz w:val="18"/>
+              </w:rPr>
+              <w:t>US-TA-02</w:t>
+            </w:r>
+          </w:p>
+        </w:tc>
+        <w:tc>
+          <w:tcPr>
+            <w:tcW w:type="dxa" w:w="1872"/>
+          </w:tcPr>
+          <w:p>
+            <w:r/>
+            <w:r>
+              <w:rPr>
+                <w:rFonts w:ascii="Times New Roman" w:hAnsi="Times New Roman" w:eastAsia="Times New Roman"/>
+                <w:b w:val="0"/>
+                <w:sz w:val="18"/>
+              </w:rPr>
+              <w:t>District Registrar</w:t>
+            </w:r>
+          </w:p>
+        </w:tc>
+        <w:tc>
+          <w:tcPr>
+            <w:tcW w:type="dxa" w:w="4896"/>
+          </w:tcPr>
+          <w:p>
+            <w:r/>
+            <w:r>
+              <w:rPr>
+                <w:rFonts w:ascii="Times New Roman" w:hAnsi="Times New Roman" w:eastAsia="Times New Roman"/>
+                <w:b w:val="0"/>
+                <w:sz w:val="18"/>
+              </w:rPr>
+              <w:t>As the same District Registrar, I need to give temporary charge of SRO Yeshwanthapura (SRO A) Sub-Registrar work to the Sub-Registrar of SRO Jayanagar (SRO B) under my district for the leave period so that SRO A work continues.</w:t>
+            </w:r>
+          </w:p>
+        </w:tc>
+        <w:tc>
+          <w:tcPr>
+            <w:tcW w:type="dxa" w:w="2304"/>
+          </w:tcPr>
+          <w:p>
+            <w:r/>
+            <w:r>
+              <w:rPr>
+                <w:rFonts w:ascii="Times New Roman" w:hAnsi="Times New Roman" w:eastAsia="Times New Roman"/>
+                <w:b w:val="0"/>
+                <w:sz w:val="18"/>
+              </w:rPr>
+              <w:t>FR-UM-082, FR-UM-083</w:t>
+            </w:r>
+          </w:p>
+        </w:tc>
+      </w:tr>
+      <w:tr>
+        <w:tc>
+          <w:tcPr>
+            <w:tcW w:type="dxa" w:w="1296"/>
+          </w:tcPr>
+          <w:p>
+            <w:r/>
+            <w:r>
+              <w:rPr>
+                <w:rFonts w:ascii="Times New Roman" w:hAnsi="Times New Roman" w:eastAsia="Times New Roman"/>
+                <w:b w:val="0"/>
+                <w:sz w:val="18"/>
+              </w:rPr>
+              <w:t>US-TA-03</w:t>
+            </w:r>
+          </w:p>
+        </w:tc>
+        <w:tc>
+          <w:tcPr>
+            <w:tcW w:type="dxa" w:w="1872"/>
+          </w:tcPr>
+          <w:p>
+            <w:r/>
+            <w:r>
+              <w:rPr>
+                <w:rFonts w:ascii="Times New Roman" w:hAnsi="Times New Roman" w:eastAsia="Times New Roman"/>
+                <w:b w:val="0"/>
+                <w:sz w:val="18"/>
+              </w:rPr>
+              <w:t>AIGR (Admin)</w:t>
+            </w:r>
+          </w:p>
+        </w:tc>
+        <w:tc>
+          <w:tcPr>
+            <w:tcW w:type="dxa" w:w="4896"/>
+          </w:tcPr>
+          <w:p>
+            <w:r/>
+            <w:r>
+              <w:rPr>
+                <w:rFonts w:ascii="Times New Roman" w:hAnsi="Times New Roman" w:eastAsia="Times New Roman"/>
+                <w:b w:val="0"/>
+                <w:sz w:val="18"/>
+              </w:rPr>
+              <w:t>As AIGR (Admin), I need to record OOD / Leave for District Registrar of DRO Mysuru and assign temporary charge of that DRO post to the District Registrar of DRO Bengaluru (another district under me) so that DRO Mysuru work continues.</w:t>
+            </w:r>
+          </w:p>
+        </w:tc>
+        <w:tc>
+          <w:tcPr>
+            <w:tcW w:type="dxa" w:w="2304"/>
+          </w:tcPr>
+          <w:p>
+            <w:r/>
+            <w:r>
+              <w:rPr>
+                <w:rFonts w:ascii="Times New Roman" w:hAnsi="Times New Roman" w:eastAsia="Times New Roman"/>
+                <w:b w:val="0"/>
+                <w:sz w:val="18"/>
+              </w:rPr>
+              <w:t>FR-UM-079, FR-UM-082</w:t>
+            </w:r>
+          </w:p>
+        </w:tc>
+      </w:tr>
+      <w:tr>
+        <w:tc>
+          <w:tcPr>
+            <w:tcW w:type="dxa" w:w="1296"/>
+          </w:tcPr>
+          <w:p>
+            <w:r/>
+            <w:r>
+              <w:rPr>
+                <w:rFonts w:ascii="Times New Roman" w:hAnsi="Times New Roman" w:eastAsia="Times New Roman"/>
+                <w:b w:val="0"/>
+                <w:sz w:val="18"/>
+              </w:rPr>
+              <w:t>US-TA-04</w:t>
+            </w:r>
+          </w:p>
+        </w:tc>
+        <w:tc>
+          <w:tcPr>
+            <w:tcW w:type="dxa" w:w="1872"/>
+          </w:tcPr>
+          <w:p>
+            <w:r/>
+            <w:r>
+              <w:rPr>
+                <w:rFonts w:ascii="Times New Roman" w:hAnsi="Times New Roman" w:eastAsia="Times New Roman"/>
+                <w:b w:val="0"/>
+                <w:sz w:val="18"/>
+              </w:rPr>
+              <w:t>Covering Sub-Registrar</w:t>
+            </w:r>
+          </w:p>
+        </w:tc>
+        <w:tc>
+          <w:tcPr>
+            <w:tcW w:type="dxa" w:w="4896"/>
+          </w:tcPr>
+          <w:p>
+            <w:r/>
+            <w:r>
+              <w:rPr>
+                <w:rFonts w:ascii="Times New Roman" w:hAnsi="Times New Roman" w:eastAsia="Times New Roman"/>
+                <w:b w:val="0"/>
+                <w:sz w:val="18"/>
+              </w:rPr>
+              <w:t>As Sub-Registrar of SRO B holding temporary charge of SRO A, I need to log in and choose whether to work as SR of B or under temporary charge of A.</w:t>
+            </w:r>
+          </w:p>
+        </w:tc>
+        <w:tc>
+          <w:tcPr>
+            <w:tcW w:type="dxa" w:w="2304"/>
+          </w:tcPr>
+          <w:p>
+            <w:r/>
+            <w:r>
+              <w:rPr>
+                <w:rFonts w:ascii="Times New Roman" w:hAnsi="Times New Roman" w:eastAsia="Times New Roman"/>
+                <w:b w:val="0"/>
+                <w:sz w:val="18"/>
+              </w:rPr>
+              <w:t>FR-UM-052 lists both; one context; FR-UM-083</w:t>
+            </w:r>
+          </w:p>
+        </w:tc>
+      </w:tr>
+    </w:tbl>
     <w:sectPr>
       <w:pgSz w:w="12240" w:h="15840"/>
       <w:pgMar w:top="1440" w:right="1440" w:bottom="1440" w:left="1440" w:header="708" w:footer="708" w:gutter="0"/>
